--- a/Response_Week10_Production_Newsletter_System.docx
+++ b/Response_Week10_Production_Newsletter_System.docx
@@ -1,6 +1,6 @@
 
 <file path=word/document.xml><?xml version="1.0" encoding="utf-8"?>
-<w:document xmlns:wpc="http://schemas.microsoft.com/office/word/2010/wordprocessingCanvas" xmlns:cx="http://schemas.microsoft.com/office/drawing/2014/chartex" xmlns:cx1="http://schemas.microsoft.com/office/drawing/2015/9/8/chartex" xmlns:cx2="http://schemas.microsoft.com/office/drawing/2015/10/21/chartex" xmlns:cx3="http://schemas.microsoft.com/office/drawing/2016/5/9/chartex" xmlns:cx4="http://schemas.microsoft.com/office/drawing/2016/5/10/chartex" xmlns:cx5="http://schemas.microsoft.com/office/drawing/2016/5/11/chartex" xmlns:cx6="http://schemas.microsoft.com/office/drawing/2016/5/12/chartex" xmlns:cx7="http://schemas.microsoft.com/office/drawing/2016/5/13/chartex" xmlns:cx8="http://schemas.microsoft.com/office/drawing/2016/5/14/chartex" xmlns:mc="http://schemas.openxmlformats.org/markup-compatibility/2006" xmlns:aink="http://schemas.microsoft.com/office/drawing/2016/ink" xmlns:am3d="http://schemas.microsoft.com/office/drawing/2017/model3d" xmlns:o="urn:schemas-microsoft-com:office:office" xmlns:r="http://schemas.openxmlformats.org/officeDocument/2006/relationships" xmlns:m="http://schemas.openxmlformats.org/officeDocument/2006/math" xmlns:v="urn:schemas-microsoft-com:vml" xmlns:wp14="http://schemas.microsoft.com/office/word/2010/wordprocessingDrawing" xmlns:wp="http://schemas.openxmlformats.org/drawingml/2006/wordprocessingDrawing" xmlns:w10="urn:schemas-microsoft-com:office:word" xmlns:w="http://schemas.openxmlformats.org/wordprocessingml/2006/main" xmlns:w14="http://schemas.microsoft.com/office/word/2010/wordml" xmlns:w15="http://schemas.microsoft.com/office/word/2012/wordml" xmlns:w16cex="http://schemas.microsoft.com/office/word/2018/wordml/cex" xmlns:w16cid="http://schemas.microsoft.com/office/word/2016/wordml/cid" xmlns:w16="http://schemas.microsoft.com/office/word/2018/wordml" xmlns:w16sdtdh="http://schemas.microsoft.com/office/word/2020/wordml/sdtdatahash" xmlns:w16se="http://schemas.microsoft.com/office/word/2015/wordml/symex" xmlns:wpg="http://schemas.microsoft.com/office/word/2010/wordprocessingGroup" xmlns:wpi="http://schemas.microsoft.com/office/word/2010/wordprocessingInk" xmlns:wne="http://schemas.microsoft.com/office/word/2006/wordml" xmlns:wps="http://schemas.microsoft.com/office/word/2010/wordprocessingShape" mc:Ignorable="w14 w15 w16se w16cid w16 w16cex w16sdtdh wp14">
+<w:document xmlns:wpc="http://schemas.microsoft.com/office/word/2010/wordprocessingCanvas" xmlns:cx="http://schemas.microsoft.com/office/drawing/2014/chartex" xmlns:cx1="http://schemas.microsoft.com/office/drawing/2015/9/8/chartex" xmlns:cx2="http://schemas.microsoft.com/office/drawing/2015/10/21/chartex" xmlns:cx3="http://schemas.microsoft.com/office/drawing/2016/5/9/chartex" xmlns:cx4="http://schemas.microsoft.com/office/drawing/2016/5/10/chartex" xmlns:cx5="http://schemas.microsoft.com/office/drawing/2016/5/11/chartex" xmlns:cx6="http://schemas.microsoft.com/office/drawing/2016/5/12/chartex" xmlns:cx7="http://schemas.microsoft.com/office/drawing/2016/5/13/chartex" xmlns:cx8="http://schemas.microsoft.com/office/drawing/2016/5/14/chartex" xmlns:mc="http://schemas.openxmlformats.org/markup-compatibility/2006" xmlns:aink="http://schemas.microsoft.com/office/drawing/2016/ink" xmlns:am3d="http://schemas.microsoft.com/office/drawing/2017/model3d" xmlns:o="urn:schemas-microsoft-com:office:office" xmlns:oel="http://schemas.microsoft.com/office/2019/extlst" xmlns:r="http://schemas.openxmlformats.org/officeDocument/2006/relationships" xmlns:m="http://schemas.openxmlformats.org/officeDocument/2006/math" xmlns:v="urn:schemas-microsoft-com:vml" xmlns:wp14="http://schemas.microsoft.com/office/word/2010/wordprocessingDrawing" xmlns:wp="http://schemas.openxmlformats.org/drawingml/2006/wordprocessingDrawing" xmlns:w10="urn:schemas-microsoft-com:office:word" xmlns:w="http://schemas.openxmlformats.org/wordprocessingml/2006/main" xmlns:w14="http://schemas.microsoft.com/office/word/2010/wordml" xmlns:w15="http://schemas.microsoft.com/office/word/2012/wordml" xmlns:w16cex="http://schemas.microsoft.com/office/word/2018/wordml/cex" xmlns:w16cid="http://schemas.microsoft.com/office/word/2016/wordml/cid" xmlns:w16="http://schemas.microsoft.com/office/word/2018/wordml" xmlns:w16du="http://schemas.microsoft.com/office/word/2023/wordml/word16du" xmlns:w16sdtdh="http://schemas.microsoft.com/office/word/2020/wordml/sdtdatahash" xmlns:w16sdtfl="http://schemas.microsoft.com/office/word/2024/wordml/sdtformatlock" xmlns:w16se="http://schemas.microsoft.com/office/word/2015/wordml/symex" xmlns:wpg="http://schemas.microsoft.com/office/word/2010/wordprocessingGroup" xmlns:wpi="http://schemas.microsoft.com/office/word/2010/wordprocessingInk" xmlns:wne="http://schemas.microsoft.com/office/word/2006/wordml" xmlns:wps="http://schemas.microsoft.com/office/word/2010/wordprocessingShape" mc:Ignorable="w14 w15 w16se w16cid w16 w16cex w16sdtdh w16sdtfl w16du wp14">
   <w:body>
     <w:tbl>
       <w:tblPr>
@@ -24,12 +24,6 @@
         <w:gridCol w:w="8640"/>
       </w:tblGrid>
       <w:tr>
-        <w:tblPrEx>
-          <w:tblCellMar>
-            <w:top w:w="0" w:type="dxa"/>
-            <w:bottom w:w="0" w:type="dxa"/>
-          </w:tblCellMar>
-        </w:tblPrEx>
         <w:tc>
           <w:tcPr>
             <w:tcW w:w="720" w:type="dxa"/>
@@ -70,29 +64,7 @@
                 <w:sz w:val="20"/>
                 <w:szCs w:val="20"/>
               </w:rPr>
-              <w:t>🗞</w:t>
-            </w:r>
-            <w:r>
-              <w:rPr>
-                <w:b/>
-                <w:bCs/>
-                <w:color w:val="0F7173"/>
-                <w:spacing w:val="60"/>
-                <w:sz w:val="20"/>
-                <w:szCs w:val="20"/>
-              </w:rPr>
-              <w:t>️</w:t>
-            </w:r>
-            <w:r>
-              <w:rPr>
-                <w:b/>
-                <w:bCs/>
-                <w:color w:val="0F7173"/>
-                <w:spacing w:val="60"/>
-                <w:sz w:val="20"/>
-                <w:szCs w:val="20"/>
-              </w:rPr>
-              <w:t xml:space="preserve">  NAIROBI NEXUS</w:t>
+              <w:t>🗞️  NAIROBI NEXUS</w:t>
             </w:r>
           </w:p>
           <w:p>
@@ -151,12 +123,6 @@
         <w:gridCol w:w="4876"/>
       </w:tblGrid>
       <w:tr>
-        <w:tblPrEx>
-          <w:tblCellMar>
-            <w:top w:w="0" w:type="dxa"/>
-            <w:bottom w:w="0" w:type="dxa"/>
-          </w:tblCellMar>
-        </w:tblPrEx>
         <w:tc>
           <w:tcPr>
             <w:tcW w:w="0" w:type="auto"/>
@@ -411,6 +377,17 @@
       <w:pPr>
         <w:spacing w:before="200"/>
       </w:pPr>
+      <w:proofErr w:type="spellStart"/>
+      <w:r>
+        <w:t>Github</w:t>
+      </w:r>
+      <w:proofErr w:type="spellEnd"/>
+      <w:r>
+        <w:t xml:space="preserve">: </w:t>
+      </w:r>
+      <w:r>
+        <w:t>https://github.com/awaliaula/moringan8nweek10</w:t>
+      </w:r>
     </w:p>
     <w:p>
       <w:r>
@@ -439,12 +416,6 @@
         <w:gridCol w:w="7792"/>
       </w:tblGrid>
       <w:tr>
-        <w:tblPrEx>
-          <w:tblCellMar>
-            <w:top w:w="0" w:type="dxa"/>
-            <w:bottom w:w="0" w:type="dxa"/>
-          </w:tblCellMar>
-        </w:tblPrEx>
         <w:tc>
           <w:tcPr>
             <w:tcW w:w="0" w:type="auto"/>
@@ -542,19 +513,7 @@
         <w:rPr>
           <w:color w:val="111111"/>
         </w:rPr>
-        <w:t>Building on the Week 8 function</w:t>
-      </w:r>
-      <w:r>
-        <w:rPr>
-          <w:color w:val="111111"/>
-        </w:rPr>
-        <w:t>al prototype, the Week 10 production system introduces four key upgrades: structured JSON output validation across all agents, multi-layer fault tolerance, deliberate model selection with per-branch fallbacks, and full operational logging with governance s</w:t>
-      </w:r>
-      <w:r>
-        <w:rPr>
-          <w:color w:val="111111"/>
-        </w:rPr>
-        <w:t>ignals.</w:t>
+        <w:t>Building on the Week 8 functional prototype, the Week 10 production system introduces four key upgrades: structured JSON output validation across all agents, multi-layer fault tolerance, deliberate model selection with per-branch fallbacks, and full operational logging with governance signals.</w:t>
       </w:r>
     </w:p>
     <w:p>
@@ -570,19 +529,35 @@
         <w:rPr>
           <w:color w:val="111111"/>
         </w:rPr>
-        <w:t xml:space="preserve">The system wakes up every Friday at 2:00 PM (Africa/Nairobi time) via a Schedule Trigger and simultaneously fires 5 independent HTTP requests to fetch live RSS feeds from TechCabal, Business Daily Africa, The Star Kenya, Standard Media Kenya, and </w:t>
-      </w:r>
-      <w:r>
-        <w:rPr>
-          <w:color w:val="111111"/>
-        </w:rPr>
-        <w:t>Kenyan Wall Street. Each feed is processed by its own dedicated AI Field Reporter agent, which extracts the top headline and returns strictly validated JSON. The 5 structured summaries are merged and passed to the Chief Editor — Kamau — who synthesises a w</w:t>
-      </w:r>
-      <w:r>
-        <w:rPr>
-          <w:color w:val="111111"/>
-        </w:rPr>
-        <w:t>itty, Nairobi street-smart newsletter, validated by a separate Structured Output Parser. The final draft is logged to Google Sheets and dispatched via Gmail.</w:t>
+        <w:t xml:space="preserve">The system wakes up every Friday at 2:00 PM (Africa/Nairobi time) via a Schedule Trigger and simultaneously fires 5 independent HTTP requests to fetch live RSS feeds from </w:t>
+      </w:r>
+      <w:proofErr w:type="spellStart"/>
+      <w:r>
+        <w:rPr>
+          <w:color w:val="111111"/>
+        </w:rPr>
+        <w:t>TechCabal</w:t>
+      </w:r>
+      <w:proofErr w:type="spellEnd"/>
+      <w:r>
+        <w:rPr>
+          <w:color w:val="111111"/>
+        </w:rPr>
+        <w:t xml:space="preserve">, Business Daily Africa, The Star Kenya, Standard Media Kenya, and Kenyan Wall Street. Each feed is processed by its own dedicated AI Field Reporter agent, which extracts the top headline and returns strictly validated JSON. The 5 structured summaries are merged and passed to the Chief Editor — Kamau — who </w:t>
+      </w:r>
+      <w:proofErr w:type="spellStart"/>
+      <w:r>
+        <w:rPr>
+          <w:color w:val="111111"/>
+        </w:rPr>
+        <w:t>synthesises</w:t>
+      </w:r>
+      <w:proofErr w:type="spellEnd"/>
+      <w:r>
+        <w:rPr>
+          <w:color w:val="111111"/>
+        </w:rPr>
+        <w:t xml:space="preserve"> a witty, Nairobi street-smart newsletter, validated by a separate Structured Output Parser. The final draft is logged to Google Sheets and dispatched via Gmail.</w:t>
       </w:r>
     </w:p>
     <w:p>
@@ -612,12 +587,6 @@
         <w:gridCol w:w="8551"/>
       </w:tblGrid>
       <w:tr>
-        <w:tblPrEx>
-          <w:tblCellMar>
-            <w:top w:w="0" w:type="dxa"/>
-            <w:bottom w:w="0" w:type="dxa"/>
-          </w:tblCellMar>
-        </w:tblPrEx>
         <w:tc>
           <w:tcPr>
             <w:tcW w:w="0" w:type="auto"/>
@@ -729,12 +698,6 @@
         <w:gridCol w:w="4080"/>
       </w:tblGrid>
       <w:tr>
-        <w:tblPrEx>
-          <w:tblCellMar>
-            <w:top w:w="0" w:type="dxa"/>
-            <w:bottom w:w="0" w:type="dxa"/>
-          </w:tblCellMar>
-        </w:tblPrEx>
         <w:tc>
           <w:tcPr>
             <w:tcW w:w="2200" w:type="dxa"/>
@@ -827,12 +790,6 @@
         </w:tc>
       </w:tr>
       <w:tr>
-        <w:tblPrEx>
-          <w:tblCellMar>
-            <w:top w:w="0" w:type="dxa"/>
-            <w:bottom w:w="0" w:type="dxa"/>
-          </w:tblCellMar>
-        </w:tblPrEx>
         <w:tc>
           <w:tcPr>
             <w:tcW w:w="2200" w:type="dxa"/>
@@ -921,12 +878,6 @@
         </w:tc>
       </w:tr>
       <w:tr>
-        <w:tblPrEx>
-          <w:tblCellMar>
-            <w:top w:w="0" w:type="dxa"/>
-            <w:bottom w:w="0" w:type="dxa"/>
-          </w:tblCellMar>
-        </w:tblPrEx>
         <w:tc>
           <w:tcPr>
             <w:tcW w:w="2200" w:type="dxa"/>
@@ -1009,18 +960,76 @@
                 <w:sz w:val="19"/>
                 <w:szCs w:val="19"/>
               </w:rPr>
-              <w:t>Correct schema: newsletter_title, newsletter_body, sources_used, word_count</w:t>
-            </w:r>
+              <w:t xml:space="preserve">Correct schema: </w:t>
+            </w:r>
+            <w:proofErr w:type="spellStart"/>
+            <w:r>
+              <w:rPr>
+                <w:color w:val="1A6B3C"/>
+                <w:sz w:val="19"/>
+                <w:szCs w:val="19"/>
+              </w:rPr>
+              <w:t>newsletter_title</w:t>
+            </w:r>
+            <w:proofErr w:type="spellEnd"/>
+            <w:r>
+              <w:rPr>
+                <w:color w:val="1A6B3C"/>
+                <w:sz w:val="19"/>
+                <w:szCs w:val="19"/>
+              </w:rPr>
+              <w:t xml:space="preserve">, </w:t>
+            </w:r>
+            <w:proofErr w:type="spellStart"/>
+            <w:r>
+              <w:rPr>
+                <w:color w:val="1A6B3C"/>
+                <w:sz w:val="19"/>
+                <w:szCs w:val="19"/>
+              </w:rPr>
+              <w:t>newsletter_body</w:t>
+            </w:r>
+            <w:proofErr w:type="spellEnd"/>
+            <w:r>
+              <w:rPr>
+                <w:color w:val="1A6B3C"/>
+                <w:sz w:val="19"/>
+                <w:szCs w:val="19"/>
+              </w:rPr>
+              <w:t xml:space="preserve">, </w:t>
+            </w:r>
+            <w:proofErr w:type="spellStart"/>
+            <w:r>
+              <w:rPr>
+                <w:color w:val="1A6B3C"/>
+                <w:sz w:val="19"/>
+                <w:szCs w:val="19"/>
+              </w:rPr>
+              <w:t>sources_used</w:t>
+            </w:r>
+            <w:proofErr w:type="spellEnd"/>
+            <w:r>
+              <w:rPr>
+                <w:color w:val="1A6B3C"/>
+                <w:sz w:val="19"/>
+                <w:szCs w:val="19"/>
+              </w:rPr>
+              <w:t xml:space="preserve">, </w:t>
+            </w:r>
+            <w:proofErr w:type="spellStart"/>
+            <w:r>
+              <w:rPr>
+                <w:color w:val="1A6B3C"/>
+                <w:sz w:val="19"/>
+                <w:szCs w:val="19"/>
+              </w:rPr>
+              <w:t>word_count</w:t>
+            </w:r>
+            <w:proofErr w:type="spellEnd"/>
           </w:p>
         </w:tc>
       </w:tr>
       <w:tr>
-        <w:tblPrEx>
-          <w:tblCellMar>
-            <w:top w:w="0" w:type="dxa"/>
-            <w:bottom w:w="0" w:type="dxa"/>
-          </w:tblCellMar>
-        </w:tblPrEx>
         <w:tc>
           <w:tcPr>
             <w:tcW w:w="2200" w:type="dxa"/>
@@ -1103,26 +1112,30 @@
                 <w:sz w:val="19"/>
                 <w:szCs w:val="19"/>
               </w:rPr>
-              <w:t>Reliable $json.out</w:t>
-            </w:r>
+              <w:t>Reliable $</w:t>
+            </w:r>
+            <w:proofErr w:type="spellStart"/>
             <w:r>
               <w:rPr>
                 <w:color w:val="1A6B3C"/>
                 <w:sz w:val="19"/>
                 <w:szCs w:val="19"/>
               </w:rPr>
-              <w:t>put.newsletter_body — always resolves correctly</w:t>
+              <w:t>json.output.newsletter_body</w:t>
+            </w:r>
+            <w:proofErr w:type="spellEnd"/>
+            <w:r>
+              <w:rPr>
+                <w:color w:val="1A6B3C"/>
+                <w:sz w:val="19"/>
+                <w:szCs w:val="19"/>
+              </w:rPr>
+              <w:t xml:space="preserve"> — always resolves correctly</w:t>
             </w:r>
           </w:p>
         </w:tc>
       </w:tr>
       <w:tr>
-        <w:tblPrEx>
-          <w:tblCellMar>
-            <w:top w:w="0" w:type="dxa"/>
-            <w:bottom w:w="0" w:type="dxa"/>
-          </w:tblCellMar>
-        </w:tblPrEx>
         <w:tc>
           <w:tcPr>
             <w:tcW w:w="2200" w:type="dxa"/>
@@ -1205,18 +1218,30 @@
                 <w:sz w:val="19"/>
                 <w:szCs w:val="19"/>
               </w:rPr>
-              <w:t>All 5 Field Reporters have independent OpenRouter fallback models</w:t>
+              <w:t xml:space="preserve">All 5 Field Reporters have independent </w:t>
+            </w:r>
+            <w:proofErr w:type="spellStart"/>
+            <w:r>
+              <w:rPr>
+                <w:color w:val="1A6B3C"/>
+                <w:sz w:val="19"/>
+                <w:szCs w:val="19"/>
+              </w:rPr>
+              <w:t>OpenRouter</w:t>
+            </w:r>
+            <w:proofErr w:type="spellEnd"/>
+            <w:r>
+              <w:rPr>
+                <w:color w:val="1A6B3C"/>
+                <w:sz w:val="19"/>
+                <w:szCs w:val="19"/>
+              </w:rPr>
+              <w:t xml:space="preserve"> fallback models</w:t>
             </w:r>
           </w:p>
         </w:tc>
       </w:tr>
       <w:tr>
-        <w:tblPrEx>
-          <w:tblCellMar>
-            <w:top w:w="0" w:type="dxa"/>
-            <w:bottom w:w="0" w:type="dxa"/>
-          </w:tblCellMar>
-        </w:tblPrEx>
         <w:tc>
           <w:tcPr>
             <w:tcW w:w="2200" w:type="dxa"/>
@@ -1305,12 +1330,6 @@
         </w:tc>
       </w:tr>
       <w:tr>
-        <w:tblPrEx>
-          <w:tblCellMar>
-            <w:top w:w="0" w:type="dxa"/>
-            <w:bottom w:w="0" w:type="dxa"/>
-          </w:tblCellMar>
-        </w:tblPrEx>
         <w:tc>
           <w:tcPr>
             <w:tcW w:w="2200" w:type="dxa"/>
@@ -1387,13 +1406,23 @@
             </w:tcMar>
           </w:tcPr>
           <w:p>
+            <w:proofErr w:type="spellStart"/>
             <w:r>
               <w:rPr>
                 <w:color w:val="1A6B3C"/>
                 <w:sz w:val="19"/>
                 <w:szCs w:val="19"/>
               </w:rPr>
-              <w:t>executeOnce + branch isolation reduces concurrent API calls</w:t>
+              <w:t>executeOnce</w:t>
+            </w:r>
+            <w:proofErr w:type="spellEnd"/>
+            <w:r>
+              <w:rPr>
+                <w:color w:val="1A6B3C"/>
+                <w:sz w:val="19"/>
+                <w:szCs w:val="19"/>
+              </w:rPr>
+              <w:t xml:space="preserve"> + branch isolation reduces concurrent API calls</w:t>
             </w:r>
           </w:p>
         </w:tc>
@@ -1426,12 +1455,6 @@
         <w:gridCol w:w="7958"/>
       </w:tblGrid>
       <w:tr>
-        <w:tblPrEx>
-          <w:tblCellMar>
-            <w:top w:w="0" w:type="dxa"/>
-            <w:bottom w:w="0" w:type="dxa"/>
-          </w:tblCellMar>
-        </w:tblPrEx>
         <w:tc>
           <w:tcPr>
             <w:tcW w:w="0" w:type="auto"/>
@@ -1513,13 +1536,7 @@
           <w:color w:val="111111"/>
         </w:rPr>
         <w:lastRenderedPageBreak/>
-        <w:t>The workflow implements true distributed parallel computing across 5 independent branches, each containing a paired HTTP Request node, AI Field Reporter agent, Structured Output Parser, Memory node, and fallback LLM — before converging at a central Merge n</w:t>
-      </w:r>
-      <w:r>
-        <w:rPr>
-          <w:color w:val="111111"/>
-        </w:rPr>
-        <w:t>ode.</w:t>
+        <w:t>The workflow implements true distributed parallel computing across 5 independent branches, each containing a paired HTTP Request node, AI Field Reporter agent, Structured Output Parser, Memory node, and fallback LLM — before converging at a central Merge node.</w:t>
       </w:r>
     </w:p>
     <w:p>
@@ -1532,6 +1549,9 @@
         <w:spacing w:before="80"/>
       </w:pPr>
       <w:r>
+        <w:rPr>
+          <w:noProof/>
+        </w:rPr>
         <w:drawing>
           <wp:inline distT="0" distB="0" distL="0" distR="0" wp14:anchorId="7ED5B18D" wp14:editId="13766771">
             <wp:extent cx="6492240" cy="2939415"/>
@@ -1689,13 +1709,7 @@
         <w:rPr>
           <w:color w:val="111111"/>
         </w:rPr>
-        <w:t>Merging Intelligence node (Append mode) collects all 5</w:t>
-      </w:r>
-      <w:r>
-        <w:rPr>
-          <w:color w:val="111111"/>
-        </w:rPr>
-        <w:t xml:space="preserve"> outputs</w:t>
+        <w:t>Merging Intelligence node (Append mode) collects all 5 outputs</w:t>
       </w:r>
     </w:p>
     <w:p>
@@ -1759,7 +1773,21 @@
         <w:rPr>
           <w:color w:val="111111"/>
         </w:rPr>
-        <w:t>On model failure: Fallback Chief AI Agent (Llama 3.2 via OpenRouter) takes over automatically — same output route to Sheets + Gmail</w:t>
+        <w:t xml:space="preserve">On model failure: Fallback Chief AI Agent (Llama 3.2 via </w:t>
+      </w:r>
+      <w:proofErr w:type="spellStart"/>
+      <w:r>
+        <w:rPr>
+          <w:color w:val="111111"/>
+        </w:rPr>
+        <w:t>OpenRouter</w:t>
+      </w:r>
+      <w:proofErr w:type="spellEnd"/>
+      <w:r>
+        <w:rPr>
+          <w:color w:val="111111"/>
+        </w:rPr>
+        <w:t>) takes over automatically — same output route to Sheets + Gmail</w:t>
       </w:r>
     </w:p>
     <w:p>
@@ -1794,12 +1822,6 @@
         <w:gridCol w:w="8473"/>
       </w:tblGrid>
       <w:tr>
-        <w:tblPrEx>
-          <w:tblCellMar>
-            <w:top w:w="0" w:type="dxa"/>
-            <w:bottom w:w="0" w:type="dxa"/>
-          </w:tblCellMar>
-        </w:tblPrEx>
         <w:tc>
           <w:tcPr>
             <w:tcW w:w="0" w:type="auto"/>
@@ -1926,13 +1948,7 @@
         <w:rPr>
           <w:color w:val="111111"/>
         </w:rPr>
-        <w:t>Structured Output Pa</w:t>
-      </w:r>
-      <w:r>
-        <w:rPr>
-          <w:color w:val="111111"/>
-        </w:rPr>
-        <w:t>rser enforcing this schema:</w:t>
+        <w:t>Structured Output Parser enforcing this schema:</w:t>
       </w:r>
     </w:p>
     <w:p>
@@ -1963,12 +1979,6 @@
         <w:gridCol w:w="5760"/>
       </w:tblGrid>
       <w:tr>
-        <w:tblPrEx>
-          <w:tblCellMar>
-            <w:top w:w="0" w:type="dxa"/>
-            <w:bottom w:w="0" w:type="dxa"/>
-          </w:tblCellMar>
-        </w:tblPrEx>
         <w:tc>
           <w:tcPr>
             <w:tcW w:w="2000" w:type="dxa"/>
@@ -2061,12 +2071,6 @@
         </w:tc>
       </w:tr>
       <w:tr>
-        <w:tblPrEx>
-          <w:tblCellMar>
-            <w:top w:w="0" w:type="dxa"/>
-            <w:bottom w:w="0" w:type="dxa"/>
-          </w:tblCellMar>
-        </w:tblPrEx>
         <w:tc>
           <w:tcPr>
             <w:tcW w:w="2000" w:type="dxa"/>
@@ -2151,18 +2155,30 @@
                 <w:sz w:val="18"/>
                 <w:szCs w:val="18"/>
               </w:rPr>
-              <w:t>The name of the Kenyan media publication (e.g. 'TechCabal')</w:t>
+              <w:t>The name of the Kenyan media publication (e.g. '</w:t>
+            </w:r>
+            <w:proofErr w:type="spellStart"/>
+            <w:r>
+              <w:rPr>
+                <w:color w:val="333333"/>
+                <w:sz w:val="18"/>
+                <w:szCs w:val="18"/>
+              </w:rPr>
+              <w:t>TechCabal</w:t>
+            </w:r>
+            <w:proofErr w:type="spellEnd"/>
+            <w:r>
+              <w:rPr>
+                <w:color w:val="333333"/>
+                <w:sz w:val="18"/>
+                <w:szCs w:val="18"/>
+              </w:rPr>
+              <w:t>')</w:t>
             </w:r>
           </w:p>
         </w:tc>
       </w:tr>
       <w:tr>
-        <w:tblPrEx>
-          <w:tblCellMar>
-            <w:top w:w="0" w:type="dxa"/>
-            <w:bottom w:w="0" w:type="dxa"/>
-          </w:tblCellMar>
-        </w:tblPrEx>
         <w:tc>
           <w:tcPr>
             <w:tcW w:w="2000" w:type="dxa"/>
@@ -2253,12 +2269,6 @@
         </w:tc>
       </w:tr>
       <w:tr>
-        <w:tblPrEx>
-          <w:tblCellMar>
-            <w:top w:w="0" w:type="dxa"/>
-            <w:bottom w:w="0" w:type="dxa"/>
-          </w:tblCellMar>
-        </w:tblPrEx>
         <w:tc>
           <w:tcPr>
             <w:tcW w:w="2000" w:type="dxa"/>
@@ -2370,6 +2380,9 @@
         <w:spacing w:before="160"/>
       </w:pPr>
       <w:r>
+        <w:rPr>
+          <w:noProof/>
+        </w:rPr>
         <w:drawing>
           <wp:inline distT="0" distB="0" distL="0" distR="0" wp14:anchorId="70EF2349" wp14:editId="6C4F263D">
             <wp:extent cx="6492240" cy="3051810"/>
@@ -2454,12 +2467,6 @@
         <w:gridCol w:w="5715"/>
       </w:tblGrid>
       <w:tr>
-        <w:tblPrEx>
-          <w:tblCellMar>
-            <w:top w:w="0" w:type="dxa"/>
-            <w:bottom w:w="0" w:type="dxa"/>
-          </w:tblCellMar>
-        </w:tblPrEx>
         <w:tc>
           <w:tcPr>
             <w:tcW w:w="2000" w:type="dxa"/>
@@ -2516,8 +2523,28 @@
                 <w:sz w:val="18"/>
                 <w:szCs w:val="18"/>
               </w:rPr>
-              <w:t>Ty</w:t>
-            </w:r>
+              <w:t>Type</w:t>
+            </w:r>
+          </w:p>
+        </w:tc>
+        <w:tc>
+          <w:tcPr>
+            <w:tcW w:w="5760" w:type="dxa"/>
+            <w:tcBorders>
+              <w:top w:val="single" w:sz="4" w:space="0" w:color="0F7173"/>
+              <w:left w:val="single" w:sz="4" w:space="0" w:color="0F7173"/>
+              <w:bottom w:val="single" w:sz="4" w:space="0" w:color="0F7173"/>
+              <w:right w:val="single" w:sz="4" w:space="0" w:color="0F7173"/>
+            </w:tcBorders>
+            <w:shd w:val="clear" w:color="auto" w:fill="0F7173"/>
+            <w:tcMar>
+              <w:top w:w="60" w:type="dxa"/>
+              <w:left w:w="120" w:type="dxa"/>
+              <w:bottom w:w="60" w:type="dxa"/>
+              <w:right w:w="120" w:type="dxa"/>
+            </w:tcMar>
+          </w:tcPr>
+          <w:p>
             <w:r>
               <w:rPr>
                 <w:b/>
@@ -2526,20 +2553,22 @@
                 <w:sz w:val="18"/>
                 <w:szCs w:val="18"/>
               </w:rPr>
-              <w:t>pe</w:t>
-            </w:r>
-          </w:p>
-        </w:tc>
-        <w:tc>
-          <w:tcPr>
-            <w:tcW w:w="5760" w:type="dxa"/>
-            <w:tcBorders>
-              <w:top w:val="single" w:sz="4" w:space="0" w:color="0F7173"/>
-              <w:left w:val="single" w:sz="4" w:space="0" w:color="0F7173"/>
-              <w:bottom w:val="single" w:sz="4" w:space="0" w:color="0F7173"/>
-              <w:right w:val="single" w:sz="4" w:space="0" w:color="0F7173"/>
-            </w:tcBorders>
-            <w:shd w:val="clear" w:color="auto" w:fill="0F7173"/>
+              <w:t>Description</w:t>
+            </w:r>
+          </w:p>
+        </w:tc>
+      </w:tr>
+      <w:tr>
+        <w:tc>
+          <w:tcPr>
+            <w:tcW w:w="2000" w:type="dxa"/>
+            <w:tcBorders>
+              <w:top w:val="single" w:sz="2" w:space="0" w:color="DDDDDD"/>
+              <w:left w:val="single" w:sz="2" w:space="0" w:color="DDDDDD"/>
+              <w:bottom w:val="single" w:sz="2" w:space="0" w:color="DDDDDD"/>
+              <w:right w:val="single" w:sz="2" w:space="0" w:color="DDDDDD"/>
+            </w:tcBorders>
+            <w:shd w:val="clear" w:color="auto" w:fill="F4F7F9"/>
             <w:tcMar>
               <w:top w:w="60" w:type="dxa"/>
               <w:left w:w="120" w:type="dxa"/>
@@ -2548,44 +2577,7 @@
             </w:tcMar>
           </w:tcPr>
           <w:p>
-            <w:r>
-              <w:rPr>
-                <w:b/>
-                <w:bCs/>
-                <w:color w:val="FFFFFF"/>
-                <w:sz w:val="18"/>
-                <w:szCs w:val="18"/>
-              </w:rPr>
-              <w:t>Description</w:t>
-            </w:r>
-          </w:p>
-        </w:tc>
-      </w:tr>
-      <w:tr>
-        <w:tblPrEx>
-          <w:tblCellMar>
-            <w:top w:w="0" w:type="dxa"/>
-            <w:bottom w:w="0" w:type="dxa"/>
-          </w:tblCellMar>
-        </w:tblPrEx>
-        <w:tc>
-          <w:tcPr>
-            <w:tcW w:w="2000" w:type="dxa"/>
-            <w:tcBorders>
-              <w:top w:val="single" w:sz="2" w:space="0" w:color="DDDDDD"/>
-              <w:left w:val="single" w:sz="2" w:space="0" w:color="DDDDDD"/>
-              <w:bottom w:val="single" w:sz="2" w:space="0" w:color="DDDDDD"/>
-              <w:right w:val="single" w:sz="2" w:space="0" w:color="DDDDDD"/>
-            </w:tcBorders>
-            <w:shd w:val="clear" w:color="auto" w:fill="F4F7F9"/>
-            <w:tcMar>
-              <w:top w:w="60" w:type="dxa"/>
-              <w:left w:w="120" w:type="dxa"/>
-              <w:bottom w:w="60" w:type="dxa"/>
-              <w:right w:w="120" w:type="dxa"/>
-            </w:tcMar>
-          </w:tcPr>
-          <w:p>
+            <w:proofErr w:type="spellStart"/>
             <w:r>
               <w:rPr>
                 <w:rFonts w:ascii="Courier New" w:eastAsia="Courier New" w:hAnsi="Courier New" w:cs="Courier New"/>
@@ -2597,6 +2589,7 @@
               </w:rPr>
               <w:t>newsletter_title</w:t>
             </w:r>
+            <w:proofErr w:type="spellEnd"/>
           </w:p>
         </w:tc>
         <w:tc>
@@ -2658,12 +2651,6 @@
         </w:tc>
       </w:tr>
       <w:tr>
-        <w:tblPrEx>
-          <w:tblCellMar>
-            <w:top w:w="0" w:type="dxa"/>
-            <w:bottom w:w="0" w:type="dxa"/>
-          </w:tblCellMar>
-        </w:tblPrEx>
         <w:tc>
           <w:tcPr>
             <w:tcW w:w="2000" w:type="dxa"/>
@@ -2682,6 +2669,7 @@
             </w:tcMar>
           </w:tcPr>
           <w:p>
+            <w:proofErr w:type="spellStart"/>
             <w:r>
               <w:rPr>
                 <w:rFonts w:ascii="Courier New" w:eastAsia="Courier New" w:hAnsi="Courier New" w:cs="Courier New"/>
@@ -2693,6 +2681,7 @@
               </w:rPr>
               <w:t>newsletter_body</w:t>
             </w:r>
+            <w:proofErr w:type="spellEnd"/>
           </w:p>
         </w:tc>
         <w:tc>
@@ -2754,12 +2743,6 @@
         </w:tc>
       </w:tr>
       <w:tr>
-        <w:tblPrEx>
-          <w:tblCellMar>
-            <w:top w:w="0" w:type="dxa"/>
-            <w:bottom w:w="0" w:type="dxa"/>
-          </w:tblCellMar>
-        </w:tblPrEx>
         <w:tc>
           <w:tcPr>
             <w:tcW w:w="2000" w:type="dxa"/>
@@ -2778,6 +2761,7 @@
             </w:tcMar>
           </w:tcPr>
           <w:p>
+            <w:proofErr w:type="spellStart"/>
             <w:r>
               <w:rPr>
                 <w:rFonts w:ascii="Courier New" w:eastAsia="Courier New" w:hAnsi="Courier New" w:cs="Courier New"/>
@@ -2790,6 +2774,7 @@
               <w:lastRenderedPageBreak/>
               <w:t>sources_used</w:t>
             </w:r>
+            <w:proofErr w:type="spellEnd"/>
           </w:p>
         </w:tc>
         <w:tc>
@@ -2851,12 +2836,6 @@
         </w:tc>
       </w:tr>
       <w:tr>
-        <w:tblPrEx>
-          <w:tblCellMar>
-            <w:top w:w="0" w:type="dxa"/>
-            <w:bottom w:w="0" w:type="dxa"/>
-          </w:tblCellMar>
-        </w:tblPrEx>
         <w:tc>
           <w:tcPr>
             <w:tcW w:w="2000" w:type="dxa"/>
@@ -2875,6 +2854,7 @@
             </w:tcMar>
           </w:tcPr>
           <w:p>
+            <w:proofErr w:type="spellStart"/>
             <w:r>
               <w:rPr>
                 <w:rFonts w:ascii="Courier New" w:eastAsia="Courier New" w:hAnsi="Courier New" w:cs="Courier New"/>
@@ -2886,6 +2866,7 @@
               </w:rPr>
               <w:t>word_count</w:t>
             </w:r>
+            <w:proofErr w:type="spellEnd"/>
           </w:p>
         </w:tc>
         <w:tc>
@@ -2941,7 +2922,25 @@
                 <w:sz w:val="18"/>
                 <w:szCs w:val="18"/>
               </w:rPr>
-              <w:t>Approximate word count of the newsletter_body — used for governance logging</w:t>
+              <w:t xml:space="preserve">Approximate word count of the </w:t>
+            </w:r>
+            <w:proofErr w:type="spellStart"/>
+            <w:r>
+              <w:rPr>
+                <w:color w:val="333333"/>
+                <w:sz w:val="18"/>
+                <w:szCs w:val="18"/>
+              </w:rPr>
+              <w:t>newsletter_body</w:t>
+            </w:r>
+            <w:proofErr w:type="spellEnd"/>
+            <w:r>
+              <w:rPr>
+                <w:color w:val="333333"/>
+                <w:sz w:val="18"/>
+                <w:szCs w:val="18"/>
+              </w:rPr>
+              <w:t xml:space="preserve"> — used for governance logging</w:t>
             </w:r>
           </w:p>
         </w:tc>
@@ -2960,14 +2959,53 @@
         <w:rPr>
           <w:color w:val="111111"/>
         </w:rPr>
-        <w:t>Required fields: newsletter_title, newsletter_body, sources_used</w:t>
-      </w:r>
+        <w:t xml:space="preserve">Required fields: </w:t>
+      </w:r>
+      <w:proofErr w:type="spellStart"/>
+      <w:r>
+        <w:rPr>
+          <w:color w:val="111111"/>
+        </w:rPr>
+        <w:t>newsletter_title</w:t>
+      </w:r>
+      <w:proofErr w:type="spellEnd"/>
+      <w:r>
+        <w:rPr>
+          <w:color w:val="111111"/>
+        </w:rPr>
+        <w:t xml:space="preserve">, </w:t>
+      </w:r>
+      <w:proofErr w:type="spellStart"/>
+      <w:r>
+        <w:rPr>
+          <w:color w:val="111111"/>
+        </w:rPr>
+        <w:t>newsletter_body</w:t>
+      </w:r>
+      <w:proofErr w:type="spellEnd"/>
+      <w:r>
+        <w:rPr>
+          <w:color w:val="111111"/>
+        </w:rPr>
+        <w:t xml:space="preserve">, </w:t>
+      </w:r>
+      <w:proofErr w:type="spellStart"/>
+      <w:r>
+        <w:rPr>
+          <w:color w:val="111111"/>
+        </w:rPr>
+        <w:t>sources_used</w:t>
+      </w:r>
+      <w:proofErr w:type="spellEnd"/>
     </w:p>
     <w:p>
       <w:pPr>
         <w:spacing w:before="120"/>
       </w:pPr>
       <w:r>
+        <w:rPr>
+          <w:noProof/>
+        </w:rPr>
         <w:drawing>
           <wp:inline distT="0" distB="0" distL="0" distR="0" wp14:anchorId="75FED77E" wp14:editId="22D2CFDC">
             <wp:extent cx="6492240" cy="3056890"/>
@@ -3026,7 +3064,21 @@
         <w:rPr>
           <w:color w:val="111111"/>
         </w:rPr>
-        <w:t>The Google Sheets node references $json.output.newsletter_body — if the AI returned plain text, this would silently return undefined and log nothing</w:t>
+        <w:t>The Google Sheets node references $</w:t>
+      </w:r>
+      <w:proofErr w:type="spellStart"/>
+      <w:r>
+        <w:rPr>
+          <w:color w:val="111111"/>
+        </w:rPr>
+        <w:t>json.output.newsletter_body</w:t>
+      </w:r>
+      <w:proofErr w:type="spellEnd"/>
+      <w:r>
+        <w:rPr>
+          <w:color w:val="111111"/>
+        </w:rPr>
+        <w:t xml:space="preserve"> — if the AI returned plain text, this would silently return undefined and log nothing</w:t>
       </w:r>
     </w:p>
     <w:p>
@@ -3042,13 +3094,21 @@
         <w:rPr>
           <w:color w:val="111111"/>
         </w:rPr>
-        <w:t>The Gmail node uses newsletter_title for the email subject — unstru</w:t>
-      </w:r>
-      <w:r>
-        <w:rPr>
-          <w:color w:val="111111"/>
-        </w:rPr>
-        <w:t>ctured output would break the subject line</w:t>
+        <w:t xml:space="preserve">The Gmail node uses </w:t>
+      </w:r>
+      <w:proofErr w:type="spellStart"/>
+      <w:r>
+        <w:rPr>
+          <w:color w:val="111111"/>
+        </w:rPr>
+        <w:t>newsletter_title</w:t>
+      </w:r>
+      <w:proofErr w:type="spellEnd"/>
+      <w:r>
+        <w:rPr>
+          <w:color w:val="111111"/>
+        </w:rPr>
+        <w:t xml:space="preserve"> for the email subject — unstructured output would break the subject line</w:t>
       </w:r>
     </w:p>
     <w:p>
@@ -3080,7 +3140,21 @@
         <w:rPr>
           <w:color w:val="111111"/>
         </w:rPr>
-        <w:t>The sources_used array allows the Sheets log to record exactly which publications contributed each week</w:t>
+        <w:t xml:space="preserve">The </w:t>
+      </w:r>
+      <w:proofErr w:type="spellStart"/>
+      <w:r>
+        <w:rPr>
+          <w:color w:val="111111"/>
+        </w:rPr>
+        <w:t>sources_used</w:t>
+      </w:r>
+      <w:proofErr w:type="spellEnd"/>
+      <w:r>
+        <w:rPr>
+          <w:color w:val="111111"/>
+        </w:rPr>
+        <w:t xml:space="preserve"> array allows the Sheets log to record exactly which publications contributed each week</w:t>
       </w:r>
     </w:p>
     <w:p>
@@ -3115,12 +3189,6 @@
         <w:gridCol w:w="8364"/>
       </w:tblGrid>
       <w:tr>
-        <w:tblPrEx>
-          <w:tblCellMar>
-            <w:top w:w="0" w:type="dxa"/>
-            <w:bottom w:w="0" w:type="dxa"/>
-          </w:tblCellMar>
-        </w:tblPrEx>
         <w:tc>
           <w:tcPr>
             <w:tcW w:w="0" w:type="auto"/>
@@ -3183,17 +3251,7 @@
                 <w:sz w:val="26"/>
                 <w:szCs w:val="26"/>
               </w:rPr>
-              <w:t>Fault Tolera</w:t>
-            </w:r>
-            <w:r>
-              <w:rPr>
-                <w:b/>
-                <w:bCs/>
-                <w:color w:val="FFFFFF"/>
-                <w:sz w:val="26"/>
-                <w:szCs w:val="26"/>
-              </w:rPr>
-              <w:t>nce &amp; Resilient Design</w:t>
+              <w:t>Fault Tolerance &amp; Resilient Design</w:t>
             </w:r>
           </w:p>
         </w:tc>
@@ -3246,11 +3304,33 @@
         </w:numPr>
         <w:spacing w:before="40" w:after="40" w:line="260" w:lineRule="auto"/>
       </w:pPr>
-      <w:r>
-        <w:rPr>
-          <w:color w:val="111111"/>
-        </w:rPr>
-        <w:t>onError: continueRegularOutput is set on all 5 HTTP Request nodes</w:t>
+      <w:proofErr w:type="spellStart"/>
+      <w:r>
+        <w:rPr>
+          <w:color w:val="111111"/>
+        </w:rPr>
+        <w:t>onError</w:t>
+      </w:r>
+      <w:proofErr w:type="spellEnd"/>
+      <w:r>
+        <w:rPr>
+          <w:color w:val="111111"/>
+        </w:rPr>
+        <w:t xml:space="preserve">: </w:t>
+      </w:r>
+      <w:proofErr w:type="spellStart"/>
+      <w:r>
+        <w:rPr>
+          <w:color w:val="111111"/>
+        </w:rPr>
+        <w:t>continueRegularOutput</w:t>
+      </w:r>
+      <w:proofErr w:type="spellEnd"/>
+      <w:r>
+        <w:rPr>
+          <w:color w:val="111111"/>
+        </w:rPr>
+        <w:t xml:space="preserve"> is set on all 5 HTTP Request nodes</w:t>
       </w:r>
     </w:p>
     <w:p>
@@ -3266,13 +3346,7 @@
         <w:rPr>
           <w:color w:val="111111"/>
         </w:rPr>
-        <w:t>If a source is offline, its bran</w:t>
-      </w:r>
-      <w:r>
-        <w:rPr>
-          <w:color w:val="111111"/>
-        </w:rPr>
-        <w:t>ch passes empty/fallback content to the Field Reporter</w:t>
+        <w:t>If a source is offline, its branch passes empty/fallback content to the Field Reporter</w:t>
       </w:r>
     </w:p>
     <w:p>
@@ -3328,6 +3402,9 @@
         <w:spacing w:before="160"/>
       </w:pPr>
       <w:r>
+        <w:rPr>
+          <w:noProof/>
+        </w:rPr>
         <w:drawing>
           <wp:inline distT="0" distB="0" distL="0" distR="0" wp14:anchorId="5E150872" wp14:editId="56D737F1">
             <wp:extent cx="6492240" cy="2984500"/>
@@ -3370,10 +3447,7 @@
         <w:pStyle w:val="Heading2"/>
       </w:pPr>
       <w:r>
-        <w:t>5.2  Layer 2 — Chief Editor Model Fallb</w:t>
-      </w:r>
-      <w:r>
-        <w:t>ack</w:t>
+        <w:t>5.2  Layer 2 — Chief Editor Model Fallback</w:t>
       </w:r>
     </w:p>
     <w:p>
@@ -3389,8 +3463,30 @@
         <w:rPr>
           <w:color w:val="111111"/>
         </w:rPr>
-        <w:t>The Chief Editor node has onError: continueErrorOutput</w:t>
-      </w:r>
+        <w:t xml:space="preserve">The Chief Editor node has </w:t>
+      </w:r>
+      <w:proofErr w:type="spellStart"/>
+      <w:r>
+        <w:rPr>
+          <w:color w:val="111111"/>
+        </w:rPr>
+        <w:t>onError</w:t>
+      </w:r>
+      <w:proofErr w:type="spellEnd"/>
+      <w:r>
+        <w:rPr>
+          <w:color w:val="111111"/>
+        </w:rPr>
+        <w:t xml:space="preserve">: </w:t>
+      </w:r>
+      <w:proofErr w:type="spellStart"/>
+      <w:r>
+        <w:rPr>
+          <w:color w:val="111111"/>
+        </w:rPr>
+        <w:t>continueErrorOutput</w:t>
+      </w:r>
+      <w:proofErr w:type="spellEnd"/>
     </w:p>
     <w:p>
       <w:pPr>
@@ -3407,17 +3503,33 @@
         </w:rPr>
         <w:t>If the primary gpt-5-mini times out or hits quota → the Fallback Chief AI Agent (</w:t>
       </w:r>
+      <w:proofErr w:type="spellStart"/>
       <w:r>
         <w:rPr>
           <w:color w:val="111111"/>
         </w:rPr>
         <w:t>openRouter</w:t>
       </w:r>
-      <w:r>
-        <w:rPr>
-          <w:color w:val="111111"/>
-        </w:rPr>
-        <w:t>) is invoked automatically via the secondary ai_languageModel connection</w:t>
+      <w:proofErr w:type="spellEnd"/>
+      <w:r>
+        <w:rPr>
+          <w:color w:val="111111"/>
+        </w:rPr>
+        <w:t xml:space="preserve">) is invoked automatically via the secondary </w:t>
+      </w:r>
+      <w:proofErr w:type="spellStart"/>
+      <w:r>
+        <w:rPr>
+          <w:color w:val="111111"/>
+        </w:rPr>
+        <w:t>ai_languageModel</w:t>
+      </w:r>
+      <w:proofErr w:type="spellEnd"/>
+      <w:r>
+        <w:rPr>
+          <w:color w:val="111111"/>
+        </w:rPr>
+        <w:t xml:space="preserve"> connection</w:t>
       </w:r>
     </w:p>
     <w:p>
@@ -3433,13 +3545,21 @@
         <w:rPr>
           <w:color w:val="111111"/>
         </w:rPr>
-        <w:t>The Fallback Chief AI Agent uses m</w:t>
-      </w:r>
-      <w:r>
-        <w:rPr>
-          <w:color w:val="111111"/>
-        </w:rPr>
-        <w:t>eta-llama/llama-3.2-11b-vision-instruct via OpenRouter — wired as the second language model on the same Chief Editor node</w:t>
+        <w:t xml:space="preserve">The Fallback Chief AI Agent uses meta-llama/llama-3.2-11b-vision-instruct via </w:t>
+      </w:r>
+      <w:proofErr w:type="spellStart"/>
+      <w:r>
+        <w:rPr>
+          <w:color w:val="111111"/>
+        </w:rPr>
+        <w:t>OpenRouter</w:t>
+      </w:r>
+      <w:proofErr w:type="spellEnd"/>
+      <w:r>
+        <w:rPr>
+          <w:color w:val="111111"/>
+        </w:rPr>
+        <w:t xml:space="preserve"> — wired as the second language model on the same Chief Editor node</w:t>
       </w:r>
     </w:p>
     <w:p>
@@ -3457,17 +3577,33 @@
         </w:rPr>
         <w:t xml:space="preserve">The Chief Editor node has </w:t>
       </w:r>
+      <w:proofErr w:type="spellStart"/>
       <w:r>
         <w:rPr>
           <w:color w:val="111111"/>
         </w:rPr>
         <w:t>onError</w:t>
       </w:r>
-      <w:r>
-        <w:rPr>
-          <w:color w:val="111111"/>
-        </w:rPr>
-        <w:t>: continueErrorOutput — execution continues even if the primary model fails</w:t>
+      <w:proofErr w:type="spellEnd"/>
+      <w:r>
+        <w:rPr>
+          <w:color w:val="111111"/>
+        </w:rPr>
+        <w:t xml:space="preserve">: </w:t>
+      </w:r>
+      <w:proofErr w:type="spellStart"/>
+      <w:r>
+        <w:rPr>
+          <w:color w:val="111111"/>
+        </w:rPr>
+        <w:t>continueErrorOutput</w:t>
+      </w:r>
+      <w:proofErr w:type="spellEnd"/>
+      <w:r>
+        <w:rPr>
+          <w:color w:val="111111"/>
+        </w:rPr>
+        <w:t xml:space="preserve"> — execution continues even if the primary model fails</w:t>
       </w:r>
     </w:p>
     <w:p>
@@ -3483,13 +3619,7 @@
         <w:rPr>
           <w:color w:val="111111"/>
         </w:rPr>
-        <w:t>Both primary and fallback</w:t>
-      </w:r>
-      <w:r>
-        <w:rPr>
-          <w:color w:val="111111"/>
-        </w:rPr>
-        <w:t xml:space="preserve"> models output to the same Google Sheets + Gmail delivery nodes — no separate routing needed</w:t>
+        <w:t>Both primary and fallback models output to the same Google Sheets + Gmail delivery nodes — no separate routing needed</w:t>
       </w:r>
     </w:p>
     <w:p>
@@ -3498,6 +3628,9 @@
         <w:jc w:val="center"/>
       </w:pPr>
       <w:r>
+        <w:rPr>
+          <w:noProof/>
+        </w:rPr>
         <w:lastRenderedPageBreak/>
         <w:drawing>
           <wp:inline distT="0" distB="0" distL="0" distR="0" wp14:anchorId="2B0AD86F" wp14:editId="5A1DE7B9">
@@ -3557,7 +3690,21 @@
         <w:rPr>
           <w:color w:val="111111"/>
         </w:rPr>
-        <w:t>Each of the 5 Field Reporter AI agents has its own dedicated fallback LLM (OpenRouter)</w:t>
+        <w:t>Each of the 5 Field Reporter AI agents has its own dedicated fallback LLM (</w:t>
+      </w:r>
+      <w:proofErr w:type="spellStart"/>
+      <w:r>
+        <w:rPr>
+          <w:color w:val="111111"/>
+        </w:rPr>
+        <w:t>OpenRouter</w:t>
+      </w:r>
+      <w:proofErr w:type="spellEnd"/>
+      <w:r>
+        <w:rPr>
+          <w:color w:val="111111"/>
+        </w:rPr>
+        <w:t>)</w:t>
       </w:r>
     </w:p>
     <w:p>
@@ -3573,13 +3720,7 @@
         <w:rPr>
           <w:color w:val="111111"/>
         </w:rPr>
-        <w:t>Busine</w:t>
-      </w:r>
-      <w:r>
-        <w:rPr>
-          <w:color w:val="111111"/>
-        </w:rPr>
-        <w:t>ss Daily, The Star, Standard Media, and Kenyan Wall Street branches each have independent fallback models</w:t>
+        <w:t>Business Daily, The Star, Standard Media, and Kenyan Wall Street branches each have independent fallback models</w:t>
       </w:r>
     </w:p>
     <w:p>
@@ -3611,17 +3752,28 @@
         <w:rPr>
           <w:color w:val="111111"/>
         </w:rPr>
-        <w:t>If a Field Reporter's primary model (gpt-5) fails, the open</w:t>
-      </w:r>
-      <w:r>
-        <w:rPr>
-          <w:color w:val="111111"/>
-        </w:rPr>
-        <w:t>router/free fallback LLM generates the JSON summary</w:t>
-      </w:r>
-    </w:p>
-    <w:p>
-      <w:r>
+        <w:t xml:space="preserve">If a Field Reporter's primary model (gpt-5) fails, the </w:t>
+      </w:r>
+      <w:proofErr w:type="spellStart"/>
+      <w:r>
+        <w:rPr>
+          <w:color w:val="111111"/>
+        </w:rPr>
+        <w:t>openrouter</w:t>
+      </w:r>
+      <w:proofErr w:type="spellEnd"/>
+      <w:r>
+        <w:rPr>
+          <w:color w:val="111111"/>
+        </w:rPr>
+        <w:t>/free fallback LLM generates the JSON summary</w:t>
+      </w:r>
+    </w:p>
+    <w:p>
+      <w:r>
+        <w:rPr>
+          <w:noProof/>
+        </w:rPr>
         <w:lastRenderedPageBreak/>
         <w:drawing>
           <wp:inline distT="0" distB="0" distL="0" distR="0" wp14:anchorId="1CC55029" wp14:editId="58A0E73F">
@@ -3685,12 +3837,6 @@
         <w:gridCol w:w="8499"/>
       </w:tblGrid>
       <w:tr>
-        <w:tblPrEx>
-          <w:tblCellMar>
-            <w:top w:w="0" w:type="dxa"/>
-            <w:bottom w:w="0" w:type="dxa"/>
-          </w:tblCellMar>
-        </w:tblPrEx>
         <w:tc>
           <w:tcPr>
             <w:tcW w:w="0" w:type="auto"/>
@@ -3813,12 +3959,6 @@
         <w:gridCol w:w="2243"/>
       </w:tblGrid>
       <w:tr>
-        <w:tblPrEx>
-          <w:tblCellMar>
-            <w:top w:w="0" w:type="dxa"/>
-            <w:bottom w:w="0" w:type="dxa"/>
-          </w:tblCellMar>
-        </w:tblPrEx>
         <w:tc>
           <w:tcPr>
             <w:tcW w:w="2000" w:type="dxa"/>
@@ -3927,6 +4067,7 @@
             </w:tcMar>
           </w:tcPr>
           <w:p>
+            <w:proofErr w:type="spellStart"/>
             <w:r>
               <w:rPr>
                 <w:b/>
@@ -3937,6 +4078,7 @@
               </w:rPr>
               <w:t>executeOnce</w:t>
             </w:r>
+            <w:proofErr w:type="spellEnd"/>
           </w:p>
         </w:tc>
         <w:tc>
@@ -3971,12 +4113,6 @@
         </w:tc>
       </w:tr>
       <w:tr>
-        <w:tblPrEx>
-          <w:tblCellMar>
-            <w:top w:w="0" w:type="dxa"/>
-            <w:bottom w:w="0" w:type="dxa"/>
-          </w:tblCellMar>
-        </w:tblPrEx>
         <w:tc>
           <w:tcPr>
             <w:tcW w:w="2000" w:type="dxa"/>
@@ -4051,13 +4187,23 @@
             </w:tcMar>
           </w:tcPr>
           <w:p>
+            <w:proofErr w:type="spellStart"/>
             <w:r>
               <w:rPr>
                 <w:color w:val="111111"/>
                 <w:sz w:val="18"/>
                 <w:szCs w:val="18"/>
               </w:rPr>
-              <w:t>openrouter/free (per branch)</w:t>
+              <w:t>openrouter</w:t>
+            </w:r>
+            <w:proofErr w:type="spellEnd"/>
+            <w:r>
+              <w:rPr>
+                <w:color w:val="111111"/>
+                <w:sz w:val="18"/>
+                <w:szCs w:val="18"/>
+              </w:rPr>
+              <w:t>/free (per branch)</w:t>
             </w:r>
           </w:p>
         </w:tc>
@@ -4119,12 +4265,6 @@
         </w:tc>
       </w:tr>
       <w:tr>
-        <w:tblPrEx>
-          <w:tblCellMar>
-            <w:top w:w="0" w:type="dxa"/>
-            <w:bottom w:w="0" w:type="dxa"/>
-          </w:tblCellMar>
-        </w:tblPrEx>
         <w:tc>
           <w:tcPr>
             <w:tcW w:w="2000" w:type="dxa"/>
@@ -4205,7 +4345,25 @@
                 <w:sz w:val="18"/>
                 <w:szCs w:val="18"/>
               </w:rPr>
-              <w:t>meta-llama/llama-3.2-11b-vision-instruct (OpenRouter)</w:t>
+              <w:t>meta-llama/llama-3.2-11b-vision-instruct (</w:t>
+            </w:r>
+            <w:proofErr w:type="spellStart"/>
+            <w:r>
+              <w:rPr>
+                <w:color w:val="111111"/>
+                <w:sz w:val="18"/>
+                <w:szCs w:val="18"/>
+              </w:rPr>
+              <w:t>OpenRouter</w:t>
+            </w:r>
+            <w:proofErr w:type="spellEnd"/>
+            <w:r>
+              <w:rPr>
+                <w:color w:val="111111"/>
+                <w:sz w:val="18"/>
+                <w:szCs w:val="18"/>
+              </w:rPr>
+              <w:t>)</w:t>
             </w:r>
           </w:p>
         </w:tc>
@@ -4267,12 +4425,6 @@
         </w:tc>
       </w:tr>
       <w:tr>
-        <w:tblPrEx>
-          <w:tblCellMar>
-            <w:top w:w="0" w:type="dxa"/>
-            <w:bottom w:w="0" w:type="dxa"/>
-          </w:tblCellMar>
-        </w:tblPrEx>
         <w:tc>
           <w:tcPr>
             <w:tcW w:w="2000" w:type="dxa"/>
@@ -4325,7 +4477,25 @@
                 <w:sz w:val="18"/>
                 <w:szCs w:val="18"/>
               </w:rPr>
-              <w:t>meta-llama/llama-3.2-11b-vision-instruct (OpenRouter)</w:t>
+              <w:t>meta-llama/llama-3.2-11b-vision-instruct (</w:t>
+            </w:r>
+            <w:proofErr w:type="spellStart"/>
+            <w:r>
+              <w:rPr>
+                <w:color w:val="111111"/>
+                <w:sz w:val="18"/>
+                <w:szCs w:val="18"/>
+              </w:rPr>
+              <w:t>OpenRouter</w:t>
+            </w:r>
+            <w:proofErr w:type="spellEnd"/>
+            <w:r>
+              <w:rPr>
+                <w:color w:val="111111"/>
+                <w:sz w:val="18"/>
+                <w:szCs w:val="18"/>
+              </w:rPr>
+              <w:t>)</w:t>
             </w:r>
           </w:p>
         </w:tc>
@@ -4465,7 +4635,21 @@
         <w:rPr>
           <w:color w:val="111111"/>
         </w:rPr>
-        <w:t>Under 200 words total — hard rule in prompt. The word_count field in the JSON output allows the Sheets log to verify this after every run.</w:t>
+        <w:t xml:space="preserve">Under 200 words total — hard rule in prompt. The </w:t>
+      </w:r>
+      <w:proofErr w:type="spellStart"/>
+      <w:r>
+        <w:rPr>
+          <w:color w:val="111111"/>
+        </w:rPr>
+        <w:t>word_count</w:t>
+      </w:r>
+      <w:proofErr w:type="spellEnd"/>
+      <w:r>
+        <w:rPr>
+          <w:color w:val="111111"/>
+        </w:rPr>
+        <w:t xml:space="preserve"> field in the JSON output allows the Sheets log to verify this after every run.</w:t>
       </w:r>
     </w:p>
     <w:p>
@@ -4489,13 +4673,133 @@
         <w:rPr>
           <w:color w:val="111111"/>
         </w:rPr>
-        <w:t>Minimum 3 terms required. Accepted: Bazeng, Form ni gani, Poa sana, Manze, Unaona?, Hii ni kubwa, Wueh!</w:t>
-      </w:r>
-      <w:r>
-        <w:rPr>
-          <w:color w:val="111111"/>
-        </w:rPr>
-        <w:t>, Msee, Mambo.</w:t>
+        <w:t xml:space="preserve">Minimum 3 terms required. Accepted: </w:t>
+      </w:r>
+      <w:proofErr w:type="spellStart"/>
+      <w:r>
+        <w:rPr>
+          <w:color w:val="111111"/>
+        </w:rPr>
+        <w:t>Bazeng</w:t>
+      </w:r>
+      <w:proofErr w:type="spellEnd"/>
+      <w:r>
+        <w:rPr>
+          <w:color w:val="111111"/>
+        </w:rPr>
+        <w:t xml:space="preserve">, Form </w:t>
+      </w:r>
+      <w:proofErr w:type="spellStart"/>
+      <w:r>
+        <w:rPr>
+          <w:color w:val="111111"/>
+        </w:rPr>
+        <w:t>ni</w:t>
+      </w:r>
+      <w:proofErr w:type="spellEnd"/>
+      <w:r>
+        <w:rPr>
+          <w:color w:val="111111"/>
+        </w:rPr>
+        <w:t xml:space="preserve"> </w:t>
+      </w:r>
+      <w:proofErr w:type="spellStart"/>
+      <w:r>
+        <w:rPr>
+          <w:color w:val="111111"/>
+        </w:rPr>
+        <w:t>gani</w:t>
+      </w:r>
+      <w:proofErr w:type="spellEnd"/>
+      <w:r>
+        <w:rPr>
+          <w:color w:val="111111"/>
+        </w:rPr>
+        <w:t xml:space="preserve">, Poa sana, </w:t>
+      </w:r>
+      <w:proofErr w:type="spellStart"/>
+      <w:r>
+        <w:rPr>
+          <w:color w:val="111111"/>
+        </w:rPr>
+        <w:t>Manze</w:t>
+      </w:r>
+      <w:proofErr w:type="spellEnd"/>
+      <w:r>
+        <w:rPr>
+          <w:color w:val="111111"/>
+        </w:rPr>
+        <w:t xml:space="preserve">, </w:t>
+      </w:r>
+      <w:proofErr w:type="spellStart"/>
+      <w:r>
+        <w:rPr>
+          <w:color w:val="111111"/>
+        </w:rPr>
+        <w:t>Unaona</w:t>
+      </w:r>
+      <w:proofErr w:type="spellEnd"/>
+      <w:r>
+        <w:rPr>
+          <w:color w:val="111111"/>
+        </w:rPr>
+        <w:t xml:space="preserve">?, Hii </w:t>
+      </w:r>
+      <w:proofErr w:type="spellStart"/>
+      <w:r>
+        <w:rPr>
+          <w:color w:val="111111"/>
+        </w:rPr>
+        <w:t>ni</w:t>
+      </w:r>
+      <w:proofErr w:type="spellEnd"/>
+      <w:r>
+        <w:rPr>
+          <w:color w:val="111111"/>
+        </w:rPr>
+        <w:t xml:space="preserve"> </w:t>
+      </w:r>
+      <w:proofErr w:type="spellStart"/>
+      <w:r>
+        <w:rPr>
+          <w:color w:val="111111"/>
+        </w:rPr>
+        <w:t>kubwa</w:t>
+      </w:r>
+      <w:proofErr w:type="spellEnd"/>
+      <w:r>
+        <w:rPr>
+          <w:color w:val="111111"/>
+        </w:rPr>
+        <w:t xml:space="preserve">, </w:t>
+      </w:r>
+      <w:proofErr w:type="spellStart"/>
+      <w:r>
+        <w:rPr>
+          <w:color w:val="111111"/>
+        </w:rPr>
+        <w:t>Wueh</w:t>
+      </w:r>
+      <w:proofErr w:type="spellEnd"/>
+      <w:r>
+        <w:rPr>
+          <w:color w:val="111111"/>
+        </w:rPr>
+        <w:t xml:space="preserve">!, </w:t>
+      </w:r>
+      <w:proofErr w:type="spellStart"/>
+      <w:r>
+        <w:rPr>
+          <w:color w:val="111111"/>
+        </w:rPr>
+        <w:t>Msee</w:t>
+      </w:r>
+      <w:proofErr w:type="spellEnd"/>
+      <w:r>
+        <w:rPr>
+          <w:color w:val="111111"/>
+        </w:rPr>
+        <w:t>, Mambo.</w:t>
       </w:r>
     </w:p>
     <w:p>
@@ -4515,11 +4819,19 @@
         </w:rPr>
         <w:t xml:space="preserve">Markdown format: </w:t>
       </w:r>
-      <w:r>
-        <w:rPr>
-          <w:color w:val="111111"/>
-        </w:rPr>
-        <w:t>newsletter_body field is enforced as a string — the parser rejects non-string output.</w:t>
+      <w:proofErr w:type="spellStart"/>
+      <w:r>
+        <w:rPr>
+          <w:color w:val="111111"/>
+        </w:rPr>
+        <w:t>newsletter_body</w:t>
+      </w:r>
+      <w:proofErr w:type="spellEnd"/>
+      <w:r>
+        <w:rPr>
+          <w:color w:val="111111"/>
+        </w:rPr>
+        <w:t xml:space="preserve"> field is enforced as a string — the parser rejects non-string output.</w:t>
       </w:r>
     </w:p>
     <w:p>
@@ -4543,13 +4855,7 @@
         <w:rPr>
           <w:color w:val="111111"/>
         </w:rPr>
-        <w:t>The agent prompt explicitly filters status === 'success'. Offline sources are excluded silently — they are never men</w:t>
-      </w:r>
-      <w:r>
-        <w:rPr>
-          <w:color w:val="111111"/>
-        </w:rPr>
-        <w:t>tioned in the newsletter.</w:t>
+        <w:t>The agent prompt explicitly filters status === 'success'. Offline sources are excluded silently — they are never mentioned in the newsletter.</w:t>
       </w:r>
     </w:p>
     <w:p>
@@ -4628,19 +4934,9 @@
           <w:sz w:val="18"/>
           <w:szCs w:val="18"/>
         </w:rPr>
-        <w:t>{{ JSON.stringify($input.all().map(item =&gt; item.json.output), null, 2) }}</w:t>
-      </w:r>
-    </w:p>
-    <w:p>
-      <w:pPr>
-        <w:spacing w:before="20"/>
-      </w:pPr>
-    </w:p>
-    <w:p>
-      <w:pPr>
-        <w:shd w:val="clear" w:color="auto" w:fill="1E2A3A"/>
-        <w:spacing w:before="40" w:after="40" w:line="260" w:lineRule="auto"/>
-      </w:pPr>
+        <w:t xml:space="preserve">{{ </w:t>
+      </w:r>
+      <w:proofErr w:type="spellStart"/>
       <w:r>
         <w:rPr>
           <w:rFonts w:ascii="Courier New" w:eastAsia="Courier New" w:hAnsi="Courier New" w:cs="Courier New"/>
@@ -4648,8 +4944,9 @@
           <w:sz w:val="18"/>
           <w:szCs w:val="18"/>
         </w:rPr>
-        <w:t>TASK: Write this week's Nairobi Nexus newsletter intr</w:t>
-      </w:r>
+        <w:t>JSON.stringify</w:t>
+      </w:r>
+      <w:proofErr w:type="spellEnd"/>
       <w:r>
         <w:rPr>
           <w:rFonts w:ascii="Courier New" w:eastAsia="Courier New" w:hAnsi="Courier New" w:cs="Courier New"/>
@@ -4657,19 +4954,9 @@
           <w:sz w:val="18"/>
           <w:szCs w:val="18"/>
         </w:rPr>
-        <w:t>o.</w:t>
-      </w:r>
-    </w:p>
-    <w:p>
-      <w:pPr>
-        <w:spacing w:before="20"/>
-      </w:pPr>
-    </w:p>
-    <w:p>
-      <w:pPr>
-        <w:shd w:val="clear" w:color="auto" w:fill="1E2A3A"/>
-        <w:spacing w:before="40" w:after="40" w:line="260" w:lineRule="auto"/>
-      </w:pPr>
+        <w:t>($</w:t>
+      </w:r>
+      <w:proofErr w:type="spellStart"/>
       <w:r>
         <w:rPr>
           <w:rFonts w:ascii="Courier New" w:eastAsia="Courier New" w:hAnsi="Courier New" w:cs="Courier New"/>
@@ -4677,14 +4964,9 @@
           <w:sz w:val="18"/>
           <w:szCs w:val="18"/>
         </w:rPr>
-        <w:t>STRICT RULES:</w:t>
-      </w:r>
-    </w:p>
-    <w:p>
-      <w:pPr>
-        <w:shd w:val="clear" w:color="auto" w:fill="1E2A3A"/>
-        <w:spacing w:before="40" w:after="40" w:line="260" w:lineRule="auto"/>
-      </w:pPr>
+        <w:t>input.all</w:t>
+      </w:r>
+      <w:proofErr w:type="spellEnd"/>
       <w:r>
         <w:rPr>
           <w:rFonts w:ascii="Courier New" w:eastAsia="Courier New" w:hAnsi="Courier New" w:cs="Courier New"/>
@@ -4692,14 +4974,9 @@
           <w:sz w:val="18"/>
           <w:szCs w:val="18"/>
         </w:rPr>
-        <w:t>1. Use ONLY sources where "status" equals "success". Skip all others silently.</w:t>
-      </w:r>
-    </w:p>
-    <w:p>
-      <w:pPr>
-        <w:shd w:val="clear" w:color="auto" w:fill="1E2A3A"/>
-        <w:spacing w:before="40" w:after="40" w:line="260" w:lineRule="auto"/>
-      </w:pPr>
+        <w:t xml:space="preserve">().map(item =&gt; </w:t>
+      </w:r>
+      <w:proofErr w:type="spellStart"/>
       <w:r>
         <w:rPr>
           <w:rFonts w:ascii="Courier New" w:eastAsia="Courier New" w:hAnsi="Courier New" w:cs="Courier New"/>
@@ -4707,14 +4984,9 @@
           <w:sz w:val="18"/>
           <w:szCs w:val="18"/>
         </w:rPr>
-        <w:t>2. Under 200 words total.</w:t>
-      </w:r>
-    </w:p>
-    <w:p>
-      <w:pPr>
-        <w:shd w:val="clear" w:color="auto" w:fill="1E2A3A"/>
-        <w:spacing w:before="40" w:after="40" w:line="260" w:lineRule="auto"/>
-      </w:pPr>
+        <w:t>item.json.output</w:t>
+      </w:r>
+      <w:proofErr w:type="spellEnd"/>
       <w:r>
         <w:rPr>
           <w:rFonts w:ascii="Courier New" w:eastAsia="Courier New" w:hAnsi="Courier New" w:cs="Courier New"/>
@@ -4722,9 +4994,13 @@
           <w:sz w:val="18"/>
           <w:szCs w:val="18"/>
         </w:rPr>
-        <w:lastRenderedPageBreak/>
-        <w:t>3. Weave in Kenyan slang naturally — use at least 3 of: Bazeng, Form ni gani,</w:t>
-      </w:r>
+        <w:t>), null, 2) }}</w:t>
+      </w:r>
+    </w:p>
+    <w:p>
+      <w:pPr>
+        <w:spacing w:before="20"/>
+      </w:pPr>
     </w:p>
     <w:p>
       <w:pPr>
@@ -4738,8 +5014,19 @@
           <w:sz w:val="18"/>
           <w:szCs w:val="18"/>
         </w:rPr>
-        <w:t xml:space="preserve">   Poa sana, Manze, Unaona?, Hii ni kubwa, Wueh!, Msee,</w:t>
-      </w:r>
+        <w:t>TASK: Write this week's Nairobi Nexus newsletter intro.</w:t>
+      </w:r>
+    </w:p>
+    <w:p>
+      <w:pPr>
+        <w:spacing w:before="20"/>
+      </w:pPr>
+    </w:p>
+    <w:p>
+      <w:pPr>
+        <w:shd w:val="clear" w:color="auto" w:fill="1E2A3A"/>
+        <w:spacing w:before="40" w:after="40" w:line="260" w:lineRule="auto"/>
+      </w:pPr>
       <w:r>
         <w:rPr>
           <w:rFonts w:ascii="Courier New" w:eastAsia="Courier New" w:hAnsi="Courier New" w:cs="Courier New"/>
@@ -4747,7 +5034,7 @@
           <w:sz w:val="18"/>
           <w:szCs w:val="18"/>
         </w:rPr>
-        <w:t xml:space="preserve"> Mambo.</w:t>
+        <w:t>STRICT RULES:</w:t>
       </w:r>
     </w:p>
     <w:p>
@@ -4762,7 +5049,7 @@
           <w:sz w:val="18"/>
           <w:szCs w:val="18"/>
         </w:rPr>
-        <w:t>4. Tone: energetic, witty, Nairobi street-smart but still professional.</w:t>
+        <w:t>1. Use ONLY sources where "status" equals "success". Skip all others silently.</w:t>
       </w:r>
     </w:p>
     <w:p>
@@ -4777,13 +5064,8 @@
           <w:sz w:val="18"/>
           <w:szCs w:val="18"/>
         </w:rPr>
-        <w:t>5. Format as Markdown.</w:t>
-      </w:r>
-    </w:p>
-    <w:p>
-      <w:pPr>
-        <w:spacing w:before="20"/>
-      </w:pPr>
+        <w:t>2. Under 200 words total.</w:t>
+      </w:r>
     </w:p>
     <w:p>
       <w:pPr>
@@ -4797,14 +5079,10 @@
           <w:sz w:val="18"/>
           <w:szCs w:val="18"/>
         </w:rPr>
-        <w:t>Return your response as a single JSON object with these exact keys:</w:t>
-      </w:r>
-    </w:p>
-    <w:p>
-      <w:pPr>
-        <w:shd w:val="clear" w:color="auto" w:fill="1E2A3A"/>
-        <w:spacing w:before="40" w:after="40" w:line="260" w:lineRule="auto"/>
-      </w:pPr>
+        <w:lastRenderedPageBreak/>
+        <w:t xml:space="preserve">3. Weave in Kenyan slang naturally — use at least 3 of: </w:t>
+      </w:r>
+      <w:proofErr w:type="spellStart"/>
       <w:r>
         <w:rPr>
           <w:rFonts w:ascii="Courier New" w:eastAsia="Courier New" w:hAnsi="Courier New" w:cs="Courier New"/>
@@ -4812,14 +5090,9 @@
           <w:sz w:val="18"/>
           <w:szCs w:val="18"/>
         </w:rPr>
-        <w:t>- "newsletter_title": the bold title string</w:t>
-      </w:r>
-    </w:p>
-    <w:p>
-      <w:pPr>
-        <w:shd w:val="clear" w:color="auto" w:fill="1E2A3A"/>
-        <w:spacing w:before="40" w:after="40" w:line="260" w:lineRule="auto"/>
-      </w:pPr>
+        <w:t>Bazeng</w:t>
+      </w:r>
+      <w:proofErr w:type="spellEnd"/>
       <w:r>
         <w:rPr>
           <w:rFonts w:ascii="Courier New" w:eastAsia="Courier New" w:hAnsi="Courier New" w:cs="Courier New"/>
@@ -4827,8 +5100,9 @@
           <w:sz w:val="18"/>
           <w:szCs w:val="18"/>
         </w:rPr>
-        <w:t>- "newsletter_body": the full newsletter</w:t>
-      </w:r>
+        <w:t xml:space="preserve">, Form </w:t>
+      </w:r>
+      <w:proofErr w:type="spellStart"/>
       <w:r>
         <w:rPr>
           <w:rFonts w:ascii="Courier New" w:eastAsia="Courier New" w:hAnsi="Courier New" w:cs="Courier New"/>
@@ -4836,14 +5110,9 @@
           <w:sz w:val="18"/>
           <w:szCs w:val="18"/>
         </w:rPr>
-        <w:t xml:space="preserve"> in Markdown (intro + bullets + sign-off)</w:t>
-      </w:r>
-    </w:p>
-    <w:p>
-      <w:pPr>
-        <w:shd w:val="clear" w:color="auto" w:fill="1E2A3A"/>
-        <w:spacing w:before="40" w:after="40" w:line="260" w:lineRule="auto"/>
-      </w:pPr>
+        <w:t>ni</w:t>
+      </w:r>
+      <w:proofErr w:type="spellEnd"/>
       <w:r>
         <w:rPr>
           <w:rFonts w:ascii="Courier New" w:eastAsia="Courier New" w:hAnsi="Courier New" w:cs="Courier New"/>
@@ -4851,14 +5120,9 @@
           <w:sz w:val="18"/>
           <w:szCs w:val="18"/>
         </w:rPr>
-        <w:t>- "sources_used": array of source names you actually used</w:t>
-      </w:r>
-    </w:p>
-    <w:p>
-      <w:pPr>
-        <w:shd w:val="clear" w:color="auto" w:fill="1E2A3A"/>
-        <w:spacing w:before="40" w:after="40" w:line="260" w:lineRule="auto"/>
-      </w:pPr>
+        <w:t xml:space="preserve"> </w:t>
+      </w:r>
+      <w:proofErr w:type="spellStart"/>
       <w:r>
         <w:rPr>
           <w:rFonts w:ascii="Courier New" w:eastAsia="Courier New" w:hAnsi="Courier New" w:cs="Courier New"/>
@@ -4866,19 +5130,9 @@
           <w:sz w:val="18"/>
           <w:szCs w:val="18"/>
         </w:rPr>
-        <w:t>- "word_count": integer word count of newsletter_body</w:t>
-      </w:r>
-    </w:p>
-    <w:p>
-      <w:pPr>
-        <w:spacing w:before="20"/>
-      </w:pPr>
-    </w:p>
-    <w:p>
-      <w:pPr>
-        <w:shd w:val="clear" w:color="auto" w:fill="1E2A3A"/>
-        <w:spacing w:before="40" w:after="40" w:line="260" w:lineRule="auto"/>
-      </w:pPr>
+        <w:t>gani</w:t>
+      </w:r>
+      <w:proofErr w:type="spellEnd"/>
       <w:r>
         <w:rPr>
           <w:rFonts w:ascii="Courier New" w:eastAsia="Courier New" w:hAnsi="Courier New" w:cs="Courier New"/>
@@ -4886,6 +5140,362 @@
           <w:sz w:val="18"/>
           <w:szCs w:val="18"/>
         </w:rPr>
+        <w:t>,</w:t>
+      </w:r>
+    </w:p>
+    <w:p>
+      <w:pPr>
+        <w:shd w:val="clear" w:color="auto" w:fill="1E2A3A"/>
+        <w:spacing w:before="40" w:after="40" w:line="260" w:lineRule="auto"/>
+      </w:pPr>
+      <w:r>
+        <w:rPr>
+          <w:rFonts w:ascii="Courier New" w:eastAsia="Courier New" w:hAnsi="Courier New" w:cs="Courier New"/>
+          <w:color w:val="7DD3C0"/>
+          <w:sz w:val="18"/>
+          <w:szCs w:val="18"/>
+        </w:rPr>
+        <w:t xml:space="preserve">   Poa sana, </w:t>
+      </w:r>
+      <w:proofErr w:type="spellStart"/>
+      <w:r>
+        <w:rPr>
+          <w:rFonts w:ascii="Courier New" w:eastAsia="Courier New" w:hAnsi="Courier New" w:cs="Courier New"/>
+          <w:color w:val="7DD3C0"/>
+          <w:sz w:val="18"/>
+          <w:szCs w:val="18"/>
+        </w:rPr>
+        <w:t>Manze</w:t>
+      </w:r>
+      <w:proofErr w:type="spellEnd"/>
+      <w:r>
+        <w:rPr>
+          <w:rFonts w:ascii="Courier New" w:eastAsia="Courier New" w:hAnsi="Courier New" w:cs="Courier New"/>
+          <w:color w:val="7DD3C0"/>
+          <w:sz w:val="18"/>
+          <w:szCs w:val="18"/>
+        </w:rPr>
+        <w:t xml:space="preserve">, </w:t>
+      </w:r>
+      <w:proofErr w:type="spellStart"/>
+      <w:r>
+        <w:rPr>
+          <w:rFonts w:ascii="Courier New" w:eastAsia="Courier New" w:hAnsi="Courier New" w:cs="Courier New"/>
+          <w:color w:val="7DD3C0"/>
+          <w:sz w:val="18"/>
+          <w:szCs w:val="18"/>
+        </w:rPr>
+        <w:t>Unaona</w:t>
+      </w:r>
+      <w:proofErr w:type="spellEnd"/>
+      <w:r>
+        <w:rPr>
+          <w:rFonts w:ascii="Courier New" w:eastAsia="Courier New" w:hAnsi="Courier New" w:cs="Courier New"/>
+          <w:color w:val="7DD3C0"/>
+          <w:sz w:val="18"/>
+          <w:szCs w:val="18"/>
+        </w:rPr>
+        <w:t xml:space="preserve">?, Hii </w:t>
+      </w:r>
+      <w:proofErr w:type="spellStart"/>
+      <w:r>
+        <w:rPr>
+          <w:rFonts w:ascii="Courier New" w:eastAsia="Courier New" w:hAnsi="Courier New" w:cs="Courier New"/>
+          <w:color w:val="7DD3C0"/>
+          <w:sz w:val="18"/>
+          <w:szCs w:val="18"/>
+        </w:rPr>
+        <w:t>ni</w:t>
+      </w:r>
+      <w:proofErr w:type="spellEnd"/>
+      <w:r>
+        <w:rPr>
+          <w:rFonts w:ascii="Courier New" w:eastAsia="Courier New" w:hAnsi="Courier New" w:cs="Courier New"/>
+          <w:color w:val="7DD3C0"/>
+          <w:sz w:val="18"/>
+          <w:szCs w:val="18"/>
+        </w:rPr>
+        <w:t xml:space="preserve"> </w:t>
+      </w:r>
+      <w:proofErr w:type="spellStart"/>
+      <w:r>
+        <w:rPr>
+          <w:rFonts w:ascii="Courier New" w:eastAsia="Courier New" w:hAnsi="Courier New" w:cs="Courier New"/>
+          <w:color w:val="7DD3C0"/>
+          <w:sz w:val="18"/>
+          <w:szCs w:val="18"/>
+        </w:rPr>
+        <w:t>kubwa</w:t>
+      </w:r>
+      <w:proofErr w:type="spellEnd"/>
+      <w:r>
+        <w:rPr>
+          <w:rFonts w:ascii="Courier New" w:eastAsia="Courier New" w:hAnsi="Courier New" w:cs="Courier New"/>
+          <w:color w:val="7DD3C0"/>
+          <w:sz w:val="18"/>
+          <w:szCs w:val="18"/>
+        </w:rPr>
+        <w:t xml:space="preserve">, </w:t>
+      </w:r>
+      <w:proofErr w:type="spellStart"/>
+      <w:r>
+        <w:rPr>
+          <w:rFonts w:ascii="Courier New" w:eastAsia="Courier New" w:hAnsi="Courier New" w:cs="Courier New"/>
+          <w:color w:val="7DD3C0"/>
+          <w:sz w:val="18"/>
+          <w:szCs w:val="18"/>
+        </w:rPr>
+        <w:t>Wueh</w:t>
+      </w:r>
+      <w:proofErr w:type="spellEnd"/>
+      <w:r>
+        <w:rPr>
+          <w:rFonts w:ascii="Courier New" w:eastAsia="Courier New" w:hAnsi="Courier New" w:cs="Courier New"/>
+          <w:color w:val="7DD3C0"/>
+          <w:sz w:val="18"/>
+          <w:szCs w:val="18"/>
+        </w:rPr>
+        <w:t xml:space="preserve">!, </w:t>
+      </w:r>
+      <w:proofErr w:type="spellStart"/>
+      <w:r>
+        <w:rPr>
+          <w:rFonts w:ascii="Courier New" w:eastAsia="Courier New" w:hAnsi="Courier New" w:cs="Courier New"/>
+          <w:color w:val="7DD3C0"/>
+          <w:sz w:val="18"/>
+          <w:szCs w:val="18"/>
+        </w:rPr>
+        <w:t>Msee</w:t>
+      </w:r>
+      <w:proofErr w:type="spellEnd"/>
+      <w:r>
+        <w:rPr>
+          <w:rFonts w:ascii="Courier New" w:eastAsia="Courier New" w:hAnsi="Courier New" w:cs="Courier New"/>
+          <w:color w:val="7DD3C0"/>
+          <w:sz w:val="18"/>
+          <w:szCs w:val="18"/>
+        </w:rPr>
+        <w:t>, Mambo.</w:t>
+      </w:r>
+    </w:p>
+    <w:p>
+      <w:pPr>
+        <w:shd w:val="clear" w:color="auto" w:fill="1E2A3A"/>
+        <w:spacing w:before="40" w:after="40" w:line="260" w:lineRule="auto"/>
+      </w:pPr>
+      <w:r>
+        <w:rPr>
+          <w:rFonts w:ascii="Courier New" w:eastAsia="Courier New" w:hAnsi="Courier New" w:cs="Courier New"/>
+          <w:color w:val="7DD3C0"/>
+          <w:sz w:val="18"/>
+          <w:szCs w:val="18"/>
+        </w:rPr>
+        <w:t>4. Tone: energetic, witty, Nairobi street-smart but still professional.</w:t>
+      </w:r>
+    </w:p>
+    <w:p>
+      <w:pPr>
+        <w:shd w:val="clear" w:color="auto" w:fill="1E2A3A"/>
+        <w:spacing w:before="40" w:after="40" w:line="260" w:lineRule="auto"/>
+      </w:pPr>
+      <w:r>
+        <w:rPr>
+          <w:rFonts w:ascii="Courier New" w:eastAsia="Courier New" w:hAnsi="Courier New" w:cs="Courier New"/>
+          <w:color w:val="7DD3C0"/>
+          <w:sz w:val="18"/>
+          <w:szCs w:val="18"/>
+        </w:rPr>
+        <w:t>5. Format as Markdown.</w:t>
+      </w:r>
+    </w:p>
+    <w:p>
+      <w:pPr>
+        <w:spacing w:before="20"/>
+      </w:pPr>
+    </w:p>
+    <w:p>
+      <w:pPr>
+        <w:shd w:val="clear" w:color="auto" w:fill="1E2A3A"/>
+        <w:spacing w:before="40" w:after="40" w:line="260" w:lineRule="auto"/>
+      </w:pPr>
+      <w:r>
+        <w:rPr>
+          <w:rFonts w:ascii="Courier New" w:eastAsia="Courier New" w:hAnsi="Courier New" w:cs="Courier New"/>
+          <w:color w:val="7DD3C0"/>
+          <w:sz w:val="18"/>
+          <w:szCs w:val="18"/>
+        </w:rPr>
+        <w:t>Return your response as a single JSON object with these exact keys:</w:t>
+      </w:r>
+    </w:p>
+    <w:p>
+      <w:pPr>
+        <w:shd w:val="clear" w:color="auto" w:fill="1E2A3A"/>
+        <w:spacing w:before="40" w:after="40" w:line="260" w:lineRule="auto"/>
+      </w:pPr>
+      <w:r>
+        <w:rPr>
+          <w:rFonts w:ascii="Courier New" w:eastAsia="Courier New" w:hAnsi="Courier New" w:cs="Courier New"/>
+          <w:color w:val="7DD3C0"/>
+          <w:sz w:val="18"/>
+          <w:szCs w:val="18"/>
+        </w:rPr>
+        <w:t>- "</w:t>
+      </w:r>
+      <w:proofErr w:type="spellStart"/>
+      <w:r>
+        <w:rPr>
+          <w:rFonts w:ascii="Courier New" w:eastAsia="Courier New" w:hAnsi="Courier New" w:cs="Courier New"/>
+          <w:color w:val="7DD3C0"/>
+          <w:sz w:val="18"/>
+          <w:szCs w:val="18"/>
+        </w:rPr>
+        <w:t>newsletter_title</w:t>
+      </w:r>
+      <w:proofErr w:type="spellEnd"/>
+      <w:r>
+        <w:rPr>
+          <w:rFonts w:ascii="Courier New" w:eastAsia="Courier New" w:hAnsi="Courier New" w:cs="Courier New"/>
+          <w:color w:val="7DD3C0"/>
+          <w:sz w:val="18"/>
+          <w:szCs w:val="18"/>
+        </w:rPr>
+        <w:t>": the bold title string</w:t>
+      </w:r>
+    </w:p>
+    <w:p>
+      <w:pPr>
+        <w:shd w:val="clear" w:color="auto" w:fill="1E2A3A"/>
+        <w:spacing w:before="40" w:after="40" w:line="260" w:lineRule="auto"/>
+      </w:pPr>
+      <w:r>
+        <w:rPr>
+          <w:rFonts w:ascii="Courier New" w:eastAsia="Courier New" w:hAnsi="Courier New" w:cs="Courier New"/>
+          <w:color w:val="7DD3C0"/>
+          <w:sz w:val="18"/>
+          <w:szCs w:val="18"/>
+        </w:rPr>
+        <w:t>- "</w:t>
+      </w:r>
+      <w:proofErr w:type="spellStart"/>
+      <w:r>
+        <w:rPr>
+          <w:rFonts w:ascii="Courier New" w:eastAsia="Courier New" w:hAnsi="Courier New" w:cs="Courier New"/>
+          <w:color w:val="7DD3C0"/>
+          <w:sz w:val="18"/>
+          <w:szCs w:val="18"/>
+        </w:rPr>
+        <w:t>newsletter_body</w:t>
+      </w:r>
+      <w:proofErr w:type="spellEnd"/>
+      <w:r>
+        <w:rPr>
+          <w:rFonts w:ascii="Courier New" w:eastAsia="Courier New" w:hAnsi="Courier New" w:cs="Courier New"/>
+          <w:color w:val="7DD3C0"/>
+          <w:sz w:val="18"/>
+          <w:szCs w:val="18"/>
+        </w:rPr>
+        <w:t>": the full newsletter in Markdown (intro + bullets + sign-off)</w:t>
+      </w:r>
+    </w:p>
+    <w:p>
+      <w:pPr>
+        <w:shd w:val="clear" w:color="auto" w:fill="1E2A3A"/>
+        <w:spacing w:before="40" w:after="40" w:line="260" w:lineRule="auto"/>
+      </w:pPr>
+      <w:r>
+        <w:rPr>
+          <w:rFonts w:ascii="Courier New" w:eastAsia="Courier New" w:hAnsi="Courier New" w:cs="Courier New"/>
+          <w:color w:val="7DD3C0"/>
+          <w:sz w:val="18"/>
+          <w:szCs w:val="18"/>
+        </w:rPr>
+        <w:t>- "</w:t>
+      </w:r>
+      <w:proofErr w:type="spellStart"/>
+      <w:r>
+        <w:rPr>
+          <w:rFonts w:ascii="Courier New" w:eastAsia="Courier New" w:hAnsi="Courier New" w:cs="Courier New"/>
+          <w:color w:val="7DD3C0"/>
+          <w:sz w:val="18"/>
+          <w:szCs w:val="18"/>
+        </w:rPr>
+        <w:t>sources_used</w:t>
+      </w:r>
+      <w:proofErr w:type="spellEnd"/>
+      <w:r>
+        <w:rPr>
+          <w:rFonts w:ascii="Courier New" w:eastAsia="Courier New" w:hAnsi="Courier New" w:cs="Courier New"/>
+          <w:color w:val="7DD3C0"/>
+          <w:sz w:val="18"/>
+          <w:szCs w:val="18"/>
+        </w:rPr>
+        <w:t>": array of source names you actually used</w:t>
+      </w:r>
+    </w:p>
+    <w:p>
+      <w:pPr>
+        <w:shd w:val="clear" w:color="auto" w:fill="1E2A3A"/>
+        <w:spacing w:before="40" w:after="40" w:line="260" w:lineRule="auto"/>
+      </w:pPr>
+      <w:r>
+        <w:rPr>
+          <w:rFonts w:ascii="Courier New" w:eastAsia="Courier New" w:hAnsi="Courier New" w:cs="Courier New"/>
+          <w:color w:val="7DD3C0"/>
+          <w:sz w:val="18"/>
+          <w:szCs w:val="18"/>
+        </w:rPr>
+        <w:t>- "</w:t>
+      </w:r>
+      <w:proofErr w:type="spellStart"/>
+      <w:r>
+        <w:rPr>
+          <w:rFonts w:ascii="Courier New" w:eastAsia="Courier New" w:hAnsi="Courier New" w:cs="Courier New"/>
+          <w:color w:val="7DD3C0"/>
+          <w:sz w:val="18"/>
+          <w:szCs w:val="18"/>
+        </w:rPr>
+        <w:t>word_count</w:t>
+      </w:r>
+      <w:proofErr w:type="spellEnd"/>
+      <w:r>
+        <w:rPr>
+          <w:rFonts w:ascii="Courier New" w:eastAsia="Courier New" w:hAnsi="Courier New" w:cs="Courier New"/>
+          <w:color w:val="7DD3C0"/>
+          <w:sz w:val="18"/>
+          <w:szCs w:val="18"/>
+        </w:rPr>
+        <w:t xml:space="preserve">": integer word count of </w:t>
+      </w:r>
+      <w:proofErr w:type="spellStart"/>
+      <w:r>
+        <w:rPr>
+          <w:rFonts w:ascii="Courier New" w:eastAsia="Courier New" w:hAnsi="Courier New" w:cs="Courier New"/>
+          <w:color w:val="7DD3C0"/>
+          <w:sz w:val="18"/>
+          <w:szCs w:val="18"/>
+        </w:rPr>
+        <w:t>newsletter_body</w:t>
+      </w:r>
+      <w:proofErr w:type="spellEnd"/>
+    </w:p>
+    <w:p>
+      <w:pPr>
+        <w:spacing w:before="20"/>
+      </w:pPr>
+    </w:p>
+    <w:p>
+      <w:pPr>
+        <w:shd w:val="clear" w:color="auto" w:fill="1E2A3A"/>
+        <w:spacing w:before="40" w:after="40" w:line="260" w:lineRule="auto"/>
+      </w:pPr>
+      <w:r>
+        <w:rPr>
+          <w:rFonts w:ascii="Courier New" w:eastAsia="Courier New" w:hAnsi="Courier New" w:cs="Courier New"/>
+          <w:color w:val="7DD3C0"/>
+          <w:sz w:val="18"/>
+          <w:szCs w:val="18"/>
+        </w:rPr>
         <w:t>No code blocks. No backticks. Pure JSON only.</w:t>
       </w:r>
     </w:p>
@@ -4899,6 +5509,9 @@
         <w:spacing w:before="160"/>
       </w:pPr>
       <w:r>
+        <w:rPr>
+          <w:noProof/>
+        </w:rPr>
         <w:drawing>
           <wp:inline distT="0" distB="0" distL="0" distR="0" wp14:anchorId="03AF4FDE" wp14:editId="6A9CAE3F">
             <wp:extent cx="6492240" cy="2693670"/>
@@ -4963,12 +5576,6 @@
         <w:gridCol w:w="8538"/>
       </w:tblGrid>
       <w:tr>
-        <w:tblPrEx>
-          <w:tblCellMar>
-            <w:top w:w="0" w:type="dxa"/>
-            <w:bottom w:w="0" w:type="dxa"/>
-          </w:tblCellMar>
-        </w:tblPrEx>
         <w:tc>
           <w:tcPr>
             <w:tcW w:w="0" w:type="auto"/>
@@ -5059,7 +5666,29 @@
           <w:sz w:val="20"/>
           <w:szCs w:val="20"/>
         </w:rPr>
-        <w:t>If someone asks 'What happened last Friday?' — the system can answer. Every run appends a row to the NewsletterManager Google Sheet.</w:t>
+        <w:t xml:space="preserve">If someone asks 'What happened last Friday?' — the system can answer. Every run appends a row to the </w:t>
+      </w:r>
+      <w:proofErr w:type="spellStart"/>
+      <w:r>
+        <w:rPr>
+          <w:i/>
+          <w:iCs/>
+          <w:color w:val="0F7173"/>
+          <w:sz w:val="20"/>
+          <w:szCs w:val="20"/>
+        </w:rPr>
+        <w:t>NewsletterManager</w:t>
+      </w:r>
+      <w:proofErr w:type="spellEnd"/>
+      <w:r>
+        <w:rPr>
+          <w:i/>
+          <w:iCs/>
+          <w:color w:val="0F7173"/>
+          <w:sz w:val="20"/>
+          <w:szCs w:val="20"/>
+        </w:rPr>
+        <w:t xml:space="preserve"> Google Sheet.</w:t>
       </w:r>
     </w:p>
     <w:p>
@@ -5103,12 +5732,6 @@
         <w:gridCol w:w="2963"/>
       </w:tblGrid>
       <w:tr>
-        <w:tblPrEx>
-          <w:tblCellMar>
-            <w:top w:w="0" w:type="dxa"/>
-            <w:bottom w:w="0" w:type="dxa"/>
-          </w:tblCellMar>
-        </w:tblPrEx>
         <w:tc>
           <w:tcPr>
             <w:tcW w:w="1740" w:type="dxa"/>
@@ -5201,12 +5824,6 @@
         </w:tc>
       </w:tr>
       <w:tr>
-        <w:tblPrEx>
-          <w:tblCellMar>
-            <w:top w:w="0" w:type="dxa"/>
-            <w:bottom w:w="0" w:type="dxa"/>
-          </w:tblCellMar>
-        </w:tblPrEx>
         <w:tc>
           <w:tcPr>
             <w:tcW w:w="1740" w:type="dxa"/>
@@ -5262,7 +5879,87 @@
                 <w:sz w:val="16"/>
                 <w:szCs w:val="16"/>
               </w:rPr>
-              <w:t>$now.setZone('Africa/Nairobi').toFormat('yyyy-MM-dd HH:mm')</w:t>
+              <w:t>$</w:t>
+            </w:r>
+            <w:proofErr w:type="spellStart"/>
+            <w:r>
+              <w:rPr>
+                <w:rFonts w:ascii="Courier New" w:eastAsia="Courier New" w:hAnsi="Courier New" w:cs="Courier New"/>
+                <w:color w:val="0F7173"/>
+                <w:sz w:val="16"/>
+                <w:szCs w:val="16"/>
+              </w:rPr>
+              <w:t>now.setZone</w:t>
+            </w:r>
+            <w:proofErr w:type="spellEnd"/>
+            <w:r>
+              <w:rPr>
+                <w:rFonts w:ascii="Courier New" w:eastAsia="Courier New" w:hAnsi="Courier New" w:cs="Courier New"/>
+                <w:color w:val="0F7173"/>
+                <w:sz w:val="16"/>
+                <w:szCs w:val="16"/>
+              </w:rPr>
+              <w:t>('Africa/Nairobi').</w:t>
+            </w:r>
+            <w:proofErr w:type="spellStart"/>
+            <w:r>
+              <w:rPr>
+                <w:rFonts w:ascii="Courier New" w:eastAsia="Courier New" w:hAnsi="Courier New" w:cs="Courier New"/>
+                <w:color w:val="0F7173"/>
+                <w:sz w:val="16"/>
+                <w:szCs w:val="16"/>
+              </w:rPr>
+              <w:t>toFormat</w:t>
+            </w:r>
+            <w:proofErr w:type="spellEnd"/>
+            <w:r>
+              <w:rPr>
+                <w:rFonts w:ascii="Courier New" w:eastAsia="Courier New" w:hAnsi="Courier New" w:cs="Courier New"/>
+                <w:color w:val="0F7173"/>
+                <w:sz w:val="16"/>
+                <w:szCs w:val="16"/>
+              </w:rPr>
+              <w:t>('</w:t>
+            </w:r>
+            <w:proofErr w:type="spellStart"/>
+            <w:r>
+              <w:rPr>
+                <w:rFonts w:ascii="Courier New" w:eastAsia="Courier New" w:hAnsi="Courier New" w:cs="Courier New"/>
+                <w:color w:val="0F7173"/>
+                <w:sz w:val="16"/>
+                <w:szCs w:val="16"/>
+              </w:rPr>
+              <w:t>yyyy</w:t>
+            </w:r>
+            <w:proofErr w:type="spellEnd"/>
+            <w:r>
+              <w:rPr>
+                <w:rFonts w:ascii="Courier New" w:eastAsia="Courier New" w:hAnsi="Courier New" w:cs="Courier New"/>
+                <w:color w:val="0F7173"/>
+                <w:sz w:val="16"/>
+                <w:szCs w:val="16"/>
+              </w:rPr>
+              <w:t xml:space="preserve">-MM-dd </w:t>
+            </w:r>
+            <w:proofErr w:type="spellStart"/>
+            <w:r>
+              <w:rPr>
+                <w:rFonts w:ascii="Courier New" w:eastAsia="Courier New" w:hAnsi="Courier New" w:cs="Courier New"/>
+                <w:color w:val="0F7173"/>
+                <w:sz w:val="16"/>
+                <w:szCs w:val="16"/>
+              </w:rPr>
+              <w:t>HH:mm</w:t>
+            </w:r>
+            <w:proofErr w:type="spellEnd"/>
+            <w:r>
+              <w:rPr>
+                <w:rFonts w:ascii="Courier New" w:eastAsia="Courier New" w:hAnsi="Courier New" w:cs="Courier New"/>
+                <w:color w:val="0F7173"/>
+                <w:sz w:val="16"/>
+                <w:szCs w:val="16"/>
+              </w:rPr>
+              <w:t>')</w:t>
             </w:r>
           </w:p>
         </w:tc>
@@ -5290,18 +5987,22 @@
                 <w:sz w:val="18"/>
                 <w:szCs w:val="18"/>
               </w:rPr>
-              <w:t>Execution timestamp in Nairobi timezone</w:t>
-            </w:r>
+              <w:t xml:space="preserve">Execution timestamp in Nairobi </w:t>
+            </w:r>
+            <w:proofErr w:type="spellStart"/>
+            <w:r>
+              <w:rPr>
+                <w:color w:val="333333"/>
+                <w:sz w:val="18"/>
+                <w:szCs w:val="18"/>
+              </w:rPr>
+              <w:t>timezone</w:t>
+            </w:r>
+            <w:proofErr w:type="spellEnd"/>
           </w:p>
         </w:tc>
       </w:tr>
       <w:tr>
-        <w:tblPrEx>
-          <w:tblCellMar>
-            <w:top w:w="0" w:type="dxa"/>
-            <w:bottom w:w="0" w:type="dxa"/>
-          </w:tblCellMar>
-        </w:tblPrEx>
         <w:tc>
           <w:tcPr>
             <w:tcW w:w="1740" w:type="dxa"/>
@@ -5357,7 +6058,27 @@
                 <w:sz w:val="16"/>
                 <w:szCs w:val="16"/>
               </w:rPr>
-              <w:t>$json.output?.sources_used?.join(', ')</w:t>
+              <w:t>$</w:t>
+            </w:r>
+            <w:proofErr w:type="spellStart"/>
+            <w:r>
+              <w:rPr>
+                <w:rFonts w:ascii="Courier New" w:eastAsia="Courier New" w:hAnsi="Courier New" w:cs="Courier New"/>
+                <w:color w:val="0F7173"/>
+                <w:sz w:val="16"/>
+                <w:szCs w:val="16"/>
+              </w:rPr>
+              <w:t>json.output?.sources_used?.join</w:t>
+            </w:r>
+            <w:proofErr w:type="spellEnd"/>
+            <w:r>
+              <w:rPr>
+                <w:rFonts w:ascii="Courier New" w:eastAsia="Courier New" w:hAnsi="Courier New" w:cs="Courier New"/>
+                <w:color w:val="0F7173"/>
+                <w:sz w:val="16"/>
+                <w:szCs w:val="16"/>
+              </w:rPr>
+              <w:t>(', ')</w:t>
             </w:r>
           </w:p>
         </w:tc>
@@ -5385,18 +6106,30 @@
                 <w:sz w:val="18"/>
                 <w:szCs w:val="18"/>
               </w:rPr>
-              <w:t>Which sources succeeded (e.g. 'TechCabal, KWS')</w:t>
+              <w:t>Which sources succeeded (e.g. '</w:t>
+            </w:r>
+            <w:proofErr w:type="spellStart"/>
+            <w:r>
+              <w:rPr>
+                <w:color w:val="333333"/>
+                <w:sz w:val="18"/>
+                <w:szCs w:val="18"/>
+              </w:rPr>
+              <w:t>TechCabal</w:t>
+            </w:r>
+            <w:proofErr w:type="spellEnd"/>
+            <w:r>
+              <w:rPr>
+                <w:color w:val="333333"/>
+                <w:sz w:val="18"/>
+                <w:szCs w:val="18"/>
+              </w:rPr>
+              <w:t>, KWS')</w:t>
             </w:r>
           </w:p>
         </w:tc>
       </w:tr>
       <w:tr>
-        <w:tblPrEx>
-          <w:tblCellMar>
-            <w:top w:w="0" w:type="dxa"/>
-            <w:bottom w:w="0" w:type="dxa"/>
-          </w:tblCellMar>
-        </w:tblPrEx>
         <w:tc>
           <w:tcPr>
             <w:tcW w:w="1740" w:type="dxa"/>
@@ -5452,8 +6185,19 @@
                 <w:sz w:val="16"/>
                 <w:szCs w:val="16"/>
               </w:rPr>
-              <w:t>$json.output?.newsletter_body</w:t>
-            </w:r>
+              <w:t>$json.output?.</w:t>
+            </w:r>
+            <w:proofErr w:type="spellStart"/>
+            <w:r>
+              <w:rPr>
+                <w:rFonts w:ascii="Courier New" w:eastAsia="Courier New" w:hAnsi="Courier New" w:cs="Courier New"/>
+                <w:color w:val="0F7173"/>
+                <w:sz w:val="16"/>
+                <w:szCs w:val="16"/>
+              </w:rPr>
+              <w:t>newsletter_body</w:t>
+            </w:r>
+            <w:proofErr w:type="spellEnd"/>
           </w:p>
         </w:tc>
         <w:tc>
@@ -5486,12 +6230,6 @@
         </w:tc>
       </w:tr>
       <w:tr>
-        <w:tblPrEx>
-          <w:tblCellMar>
-            <w:top w:w="0" w:type="dxa"/>
-            <w:bottom w:w="0" w:type="dxa"/>
-          </w:tblCellMar>
-        </w:tblPrEx>
         <w:tc>
           <w:tcPr>
             <w:tcW w:w="1740" w:type="dxa"/>
@@ -5564,7 +6302,27 @@
                 <w:sz w:val="16"/>
                 <w:szCs w:val="16"/>
               </w:rPr>
-              <w:t>{{ $json.output.newsletter_title }}</w:t>
+              <w:t>{{ $</w:t>
+            </w:r>
+            <w:proofErr w:type="spellStart"/>
+            <w:r>
+              <w:rPr>
+                <w:rFonts w:ascii="Courier New" w:eastAsia="Courier New" w:hAnsi="Courier New" w:cs="Courier New"/>
+                <w:color w:val="0F7173"/>
+                <w:sz w:val="16"/>
+                <w:szCs w:val="16"/>
+              </w:rPr>
+              <w:t>json.output.newsletter_title</w:t>
+            </w:r>
+            <w:proofErr w:type="spellEnd"/>
+            <w:r>
+              <w:rPr>
+                <w:rFonts w:ascii="Courier New" w:eastAsia="Courier New" w:hAnsi="Courier New" w:cs="Courier New"/>
+                <w:color w:val="0F7173"/>
+                <w:sz w:val="16"/>
+                <w:szCs w:val="16"/>
+              </w:rPr>
+              <w:t xml:space="preserve"> }}</w:t>
             </w:r>
           </w:p>
         </w:tc>
@@ -5605,12 +6363,6 @@
         </w:tc>
       </w:tr>
       <w:tr>
-        <w:tblPrEx>
-          <w:tblCellMar>
-            <w:top w:w="0" w:type="dxa"/>
-            <w:bottom w:w="0" w:type="dxa"/>
-          </w:tblCellMar>
-        </w:tblPrEx>
         <w:tc>
           <w:tcPr>
             <w:tcW w:w="1740" w:type="dxa"/>
@@ -5705,6 +6457,9 @@
         <w:spacing w:before="160"/>
       </w:pPr>
       <w:r>
+        <w:rPr>
+          <w:noProof/>
+        </w:rPr>
         <w:drawing>
           <wp:inline distT="0" distB="0" distL="0" distR="0" wp14:anchorId="76E13BE4" wp14:editId="371B6FF3">
             <wp:extent cx="6492240" cy="3278505"/>
@@ -5801,7 +6556,21 @@
         <w:rPr>
           <w:color w:val="111111"/>
         </w:rPr>
-        <w:t>Subject: newsletter_title from structured JSON output</w:t>
+        <w:t xml:space="preserve">Subject: </w:t>
+      </w:r>
+      <w:proofErr w:type="spellStart"/>
+      <w:r>
+        <w:rPr>
+          <w:color w:val="111111"/>
+        </w:rPr>
+        <w:t>newsletter_title</w:t>
+      </w:r>
+      <w:proofErr w:type="spellEnd"/>
+      <w:r>
+        <w:rPr>
+          <w:color w:val="111111"/>
+        </w:rPr>
+        <w:t xml:space="preserve"> from structured JSON output</w:t>
       </w:r>
     </w:p>
     <w:p>
@@ -5817,13 +6586,21 @@
         <w:rPr>
           <w:color w:val="111111"/>
         </w:rPr>
-        <w:t>Body: newsletter_body rend</w:t>
-      </w:r>
-      <w:r>
-        <w:rPr>
-          <w:color w:val="111111"/>
-        </w:rPr>
-        <w:t>ered as HTML</w:t>
+        <w:t xml:space="preserve">Body: </w:t>
+      </w:r>
+      <w:proofErr w:type="spellStart"/>
+      <w:r>
+        <w:rPr>
+          <w:color w:val="111111"/>
+        </w:rPr>
+        <w:t>newsletter_body</w:t>
+      </w:r>
+      <w:proofErr w:type="spellEnd"/>
+      <w:r>
+        <w:rPr>
+          <w:color w:val="111111"/>
+        </w:rPr>
+        <w:t xml:space="preserve"> rendered as HTML</w:t>
       </w:r>
     </w:p>
     <w:p>
@@ -5847,6 +6624,9 @@
         <w:spacing w:before="80"/>
       </w:pPr>
       <w:r>
+        <w:rPr>
+          <w:noProof/>
+        </w:rPr>
         <w:lastRenderedPageBreak/>
         <w:drawing>
           <wp:inline distT="0" distB="0" distL="0" distR="0" wp14:anchorId="2C97ABD6" wp14:editId="67C78910">
@@ -5890,6 +6670,9 @@
         <w:spacing w:before="160"/>
       </w:pPr>
       <w:r>
+        <w:rPr>
+          <w:noProof/>
+        </w:rPr>
         <w:drawing>
           <wp:inline distT="0" distB="0" distL="0" distR="0" wp14:anchorId="630A4744" wp14:editId="3F3412DB">
             <wp:extent cx="6492240" cy="3319780"/>
@@ -5954,12 +6737,6 @@
         <w:gridCol w:w="8378"/>
       </w:tblGrid>
       <w:tr>
-        <w:tblPrEx>
-          <w:tblCellMar>
-            <w:top w:w="0" w:type="dxa"/>
-            <w:bottom w:w="0" w:type="dxa"/>
-          </w:tblCellMar>
-        </w:tblPrEx>
         <w:tc>
           <w:tcPr>
             <w:tcW w:w="0" w:type="auto"/>
@@ -6022,17 +6799,7 @@
                 <w:sz w:val="26"/>
                 <w:szCs w:val="26"/>
               </w:rPr>
-              <w:t>Node-by-Node Workflow Refere</w:t>
-            </w:r>
-            <w:r>
-              <w:rPr>
-                <w:b/>
-                <w:bCs/>
-                <w:color w:val="FFFFFF"/>
-                <w:sz w:val="26"/>
-                <w:szCs w:val="26"/>
-              </w:rPr>
-              <w:t>nce</w:t>
+              <w:t>Node-by-Node Workflow Reference</w:t>
             </w:r>
           </w:p>
         </w:tc>
@@ -6067,12 +6834,6 @@
         <w:gridCol w:w="5031"/>
       </w:tblGrid>
       <w:tr>
-        <w:tblPrEx>
-          <w:tblCellMar>
-            <w:top w:w="0" w:type="dxa"/>
-            <w:bottom w:w="0" w:type="dxa"/>
-          </w:tblCellMar>
-        </w:tblPrEx>
         <w:tc>
           <w:tcPr>
             <w:tcW w:w="400" w:type="dxa"/>
@@ -6195,12 +6956,6 @@
         </w:tc>
       </w:tr>
       <w:tr>
-        <w:tblPrEx>
-          <w:tblCellMar>
-            <w:top w:w="0" w:type="dxa"/>
-            <w:bottom w:w="0" w:type="dxa"/>
-          </w:tblCellMar>
-        </w:tblPrEx>
         <w:tc>
           <w:tcPr>
             <w:tcW w:w="400" w:type="dxa"/>
@@ -6311,12 +7066,6 @@
         </w:tc>
       </w:tr>
       <w:tr>
-        <w:tblPrEx>
-          <w:tblCellMar>
-            <w:top w:w="0" w:type="dxa"/>
-            <w:bottom w:w="0" w:type="dxa"/>
-          </w:tblCellMar>
-        </w:tblPrEx>
         <w:tc>
           <w:tcPr>
             <w:tcW w:w="400" w:type="dxa"/>
@@ -6367,8 +7116,18 @@
                 <w:sz w:val="17"/>
                 <w:szCs w:val="17"/>
               </w:rPr>
-              <w:t>HTTP - TechCabal</w:t>
-            </w:r>
+              <w:t xml:space="preserve">HTTP - </w:t>
+            </w:r>
+            <w:proofErr w:type="spellStart"/>
+            <w:r>
+              <w:rPr>
+                <w:color w:val="111111"/>
+                <w:sz w:val="17"/>
+                <w:szCs w:val="17"/>
+              </w:rPr>
+              <w:t>TechCabal</w:t>
+            </w:r>
+            <w:proofErr w:type="spellEnd"/>
           </w:p>
         </w:tc>
         <w:tc>
@@ -6421,18 +7180,48 @@
                 <w:sz w:val="17"/>
                 <w:szCs w:val="17"/>
               </w:rPr>
-              <w:t>Fetches TechCabal RSS. continueRegularOutput — source failure does not stop workflow.</w:t>
+              <w:t xml:space="preserve">Fetches </w:t>
+            </w:r>
+            <w:proofErr w:type="spellStart"/>
+            <w:r>
+              <w:rPr>
+                <w:color w:val="111111"/>
+                <w:sz w:val="17"/>
+                <w:szCs w:val="17"/>
+              </w:rPr>
+              <w:t>TechCabal</w:t>
+            </w:r>
+            <w:proofErr w:type="spellEnd"/>
+            <w:r>
+              <w:rPr>
+                <w:color w:val="111111"/>
+                <w:sz w:val="17"/>
+                <w:szCs w:val="17"/>
+              </w:rPr>
+              <w:t xml:space="preserve"> RSS. </w:t>
+            </w:r>
+            <w:proofErr w:type="spellStart"/>
+            <w:r>
+              <w:rPr>
+                <w:color w:val="111111"/>
+                <w:sz w:val="17"/>
+                <w:szCs w:val="17"/>
+              </w:rPr>
+              <w:t>continueRegularOutput</w:t>
+            </w:r>
+            <w:proofErr w:type="spellEnd"/>
+            <w:r>
+              <w:rPr>
+                <w:color w:val="111111"/>
+                <w:sz w:val="17"/>
+                <w:szCs w:val="17"/>
+              </w:rPr>
+              <w:t xml:space="preserve"> — source failure does not stop workflow.</w:t>
             </w:r>
           </w:p>
         </w:tc>
       </w:tr>
       <w:tr>
-        <w:tblPrEx>
-          <w:tblCellMar>
-            <w:top w:w="0" w:type="dxa"/>
-            <w:bottom w:w="0" w:type="dxa"/>
-          </w:tblCellMar>
-        </w:tblPrEx>
         <w:tc>
           <w:tcPr>
             <w:tcW w:w="400" w:type="dxa"/>
@@ -6483,8 +7272,18 @@
                 <w:sz w:val="17"/>
                 <w:szCs w:val="17"/>
               </w:rPr>
-              <w:t>Summarize TechCabal</w:t>
-            </w:r>
+              <w:t xml:space="preserve">Summarize </w:t>
+            </w:r>
+            <w:proofErr w:type="spellStart"/>
+            <w:r>
+              <w:rPr>
+                <w:color w:val="111111"/>
+                <w:sz w:val="17"/>
+                <w:szCs w:val="17"/>
+              </w:rPr>
+              <w:t>TechCabal</w:t>
+            </w:r>
+            <w:proofErr w:type="spellEnd"/>
           </w:p>
         </w:tc>
         <w:tc>
@@ -6537,18 +7336,48 @@
                 <w:sz w:val="17"/>
                 <w:szCs w:val="17"/>
               </w:rPr>
-              <w:t>Field Reporter: gpt-5 (primary) + Techcabal Fallback Chat Model (openrouter/free). Extracts top headline as strict JSON.</w:t>
+              <w:t xml:space="preserve">Field Reporter: gpt-5 (primary) + </w:t>
+            </w:r>
+            <w:proofErr w:type="spellStart"/>
+            <w:r>
+              <w:rPr>
+                <w:color w:val="111111"/>
+                <w:sz w:val="17"/>
+                <w:szCs w:val="17"/>
+              </w:rPr>
+              <w:t>Techcabal</w:t>
+            </w:r>
+            <w:proofErr w:type="spellEnd"/>
+            <w:r>
+              <w:rPr>
+                <w:color w:val="111111"/>
+                <w:sz w:val="17"/>
+                <w:szCs w:val="17"/>
+              </w:rPr>
+              <w:t xml:space="preserve"> Fallback Chat Model (</w:t>
+            </w:r>
+            <w:proofErr w:type="spellStart"/>
+            <w:r>
+              <w:rPr>
+                <w:color w:val="111111"/>
+                <w:sz w:val="17"/>
+                <w:szCs w:val="17"/>
+              </w:rPr>
+              <w:t>openrouter</w:t>
+            </w:r>
+            <w:proofErr w:type="spellEnd"/>
+            <w:r>
+              <w:rPr>
+                <w:color w:val="111111"/>
+                <w:sz w:val="17"/>
+                <w:szCs w:val="17"/>
+              </w:rPr>
+              <w:t>/free). Extracts top headline as strict JSON.</w:t>
             </w:r>
           </w:p>
         </w:tc>
       </w:tr>
       <w:tr>
-        <w:tblPrEx>
-          <w:tblCellMar>
-            <w:top w:w="0" w:type="dxa"/>
-            <w:bottom w:w="0" w:type="dxa"/>
-          </w:tblCellMar>
-        </w:tblPrEx>
         <w:tc>
           <w:tcPr>
             <w:tcW w:w="400" w:type="dxa"/>
@@ -6599,15 +7428,7 @@
                 <w:sz w:val="17"/>
                 <w:szCs w:val="17"/>
               </w:rPr>
-              <w:t>HTTP - Busin</w:t>
-            </w:r>
-            <w:r>
-              <w:rPr>
-                <w:color w:val="111111"/>
-                <w:sz w:val="17"/>
-                <w:szCs w:val="17"/>
-              </w:rPr>
-              <w:t>ess Daily</w:t>
+              <w:t>HTTP - Business Daily</w:t>
             </w:r>
           </w:p>
         </w:tc>
@@ -6667,12 +7488,6 @@
         </w:tc>
       </w:tr>
       <w:tr>
-        <w:tblPrEx>
-          <w:tblCellMar>
-            <w:top w:w="0" w:type="dxa"/>
-            <w:bottom w:w="0" w:type="dxa"/>
-          </w:tblCellMar>
-        </w:tblPrEx>
         <w:tc>
           <w:tcPr>
             <w:tcW w:w="400" w:type="dxa"/>
@@ -6783,12 +7598,6 @@
         </w:tc>
       </w:tr>
       <w:tr>
-        <w:tblPrEx>
-          <w:tblCellMar>
-            <w:top w:w="0" w:type="dxa"/>
-            <w:bottom w:w="0" w:type="dxa"/>
-          </w:tblCellMar>
-        </w:tblPrEx>
         <w:tc>
           <w:tcPr>
             <w:tcW w:w="400" w:type="dxa"/>
@@ -6899,12 +7708,6 @@
         </w:tc>
       </w:tr>
       <w:tr>
-        <w:tblPrEx>
-          <w:tblCellMar>
-            <w:top w:w="0" w:type="dxa"/>
-            <w:bottom w:w="0" w:type="dxa"/>
-          </w:tblCellMar>
-        </w:tblPrEx>
         <w:tc>
           <w:tcPr>
             <w:tcW w:w="400" w:type="dxa"/>
@@ -7015,12 +7818,6 @@
         </w:tc>
       </w:tr>
       <w:tr>
-        <w:tblPrEx>
-          <w:tblCellMar>
-            <w:top w:w="0" w:type="dxa"/>
-            <w:bottom w:w="0" w:type="dxa"/>
-          </w:tblCellMar>
-        </w:tblPrEx>
         <w:tc>
           <w:tcPr>
             <w:tcW w:w="400" w:type="dxa"/>
@@ -7131,12 +7928,6 @@
         </w:tc>
       </w:tr>
       <w:tr>
-        <w:tblPrEx>
-          <w:tblCellMar>
-            <w:top w:w="0" w:type="dxa"/>
-            <w:bottom w:w="0" w:type="dxa"/>
-          </w:tblCellMar>
-        </w:tblPrEx>
         <w:tc>
           <w:tcPr>
             <w:tcW w:w="400" w:type="dxa"/>
@@ -7247,12 +8038,6 @@
         </w:tc>
       </w:tr>
       <w:tr>
-        <w:tblPrEx>
-          <w:tblCellMar>
-            <w:top w:w="0" w:type="dxa"/>
-            <w:bottom w:w="0" w:type="dxa"/>
-          </w:tblCellMar>
-        </w:tblPrEx>
         <w:tc>
           <w:tcPr>
             <w:tcW w:w="400" w:type="dxa"/>
@@ -7363,12 +8148,6 @@
         </w:tc>
       </w:tr>
       <w:tr>
-        <w:tblPrEx>
-          <w:tblCellMar>
-            <w:top w:w="0" w:type="dxa"/>
-            <w:bottom w:w="0" w:type="dxa"/>
-          </w:tblCellMar>
-        </w:tblPrEx>
         <w:tc>
           <w:tcPr>
             <w:tcW w:w="400" w:type="dxa"/>
@@ -7479,12 +8258,6 @@
         </w:tc>
       </w:tr>
       <w:tr>
-        <w:tblPrEx>
-          <w:tblCellMar>
-            <w:top w:w="0" w:type="dxa"/>
-            <w:bottom w:w="0" w:type="dxa"/>
-          </w:tblCellMar>
-        </w:tblPrEx>
         <w:tc>
           <w:tcPr>
             <w:tcW w:w="400" w:type="dxa"/>
@@ -7595,12 +8368,6 @@
         </w:tc>
       </w:tr>
       <w:tr>
-        <w:tblPrEx>
-          <w:tblCellMar>
-            <w:top w:w="0" w:type="dxa"/>
-            <w:bottom w:w="0" w:type="dxa"/>
-          </w:tblCellMar>
-        </w:tblPrEx>
         <w:tc>
           <w:tcPr>
             <w:tcW w:w="400" w:type="dxa"/>
@@ -7678,7 +8445,25 @@
                 <w:sz w:val="17"/>
                 <w:szCs w:val="17"/>
               </w:rPr>
-              <w:t>LLM (OpenRouter)</w:t>
+              <w:t>LLM (</w:t>
+            </w:r>
+            <w:proofErr w:type="spellStart"/>
+            <w:r>
+              <w:rPr>
+                <w:color w:val="111111"/>
+                <w:sz w:val="17"/>
+                <w:szCs w:val="17"/>
+              </w:rPr>
+              <w:t>OpenRouter</w:t>
+            </w:r>
+            <w:proofErr w:type="spellEnd"/>
+            <w:r>
+              <w:rPr>
+                <w:color w:val="111111"/>
+                <w:sz w:val="17"/>
+                <w:szCs w:val="17"/>
+              </w:rPr>
+              <w:t>)</w:t>
             </w:r>
           </w:p>
         </w:tc>
@@ -7699,6 +8484,7 @@
             </w:tcMar>
           </w:tcPr>
           <w:p>
+            <w:proofErr w:type="spellStart"/>
             <w:r>
               <w:rPr>
                 <w:color w:val="111111"/>
@@ -7707,24 +8493,37 @@
               </w:rPr>
               <w:t>openrouter</w:t>
             </w:r>
+            <w:proofErr w:type="spellEnd"/>
             <w:r>
               <w:rPr>
                 <w:color w:val="111111"/>
                 <w:sz w:val="17"/>
                 <w:szCs w:val="17"/>
               </w:rPr>
-              <w:t>/free model. Each branch has its own: Techcabal Fallback, Business Daily Fallback Ai, The Star Fallback Ai, The Standard Fallback Ai, Wall street Fallback Ai.</w:t>
+              <w:t xml:space="preserve">/free model. Each branch has its own: </w:t>
+            </w:r>
+            <w:proofErr w:type="spellStart"/>
+            <w:r>
+              <w:rPr>
+                <w:color w:val="111111"/>
+                <w:sz w:val="17"/>
+                <w:szCs w:val="17"/>
+              </w:rPr>
+              <w:t>Techcabal</w:t>
+            </w:r>
+            <w:proofErr w:type="spellEnd"/>
+            <w:r>
+              <w:rPr>
+                <w:color w:val="111111"/>
+                <w:sz w:val="17"/>
+                <w:szCs w:val="17"/>
+              </w:rPr>
+              <w:t xml:space="preserve"> Fallback, Business Daily Fallback Ai, The Star Fallback Ai, The Standard Fallback Ai, Wall street Fallback Ai.</w:t>
             </w:r>
           </w:p>
         </w:tc>
       </w:tr>
       <w:tr>
-        <w:tblPrEx>
-          <w:tblCellMar>
-            <w:top w:w="0" w:type="dxa"/>
-            <w:bottom w:w="0" w:type="dxa"/>
-          </w:tblCellMar>
-        </w:tblPrEx>
         <w:tc>
           <w:tcPr>
             <w:tcW w:w="400" w:type="dxa"/>
@@ -7835,12 +8634,6 @@
         </w:tc>
       </w:tr>
       <w:tr>
-        <w:tblPrEx>
-          <w:tblCellMar>
-            <w:top w:w="0" w:type="dxa"/>
-            <w:bottom w:w="0" w:type="dxa"/>
-          </w:tblCellMar>
-        </w:tblPrEx>
         <w:tc>
           <w:tcPr>
             <w:tcW w:w="400" w:type="dxa"/>
@@ -7945,26 +8738,48 @@
                 <w:sz w:val="17"/>
                 <w:szCs w:val="17"/>
               </w:rPr>
-              <w:t>Primary: gpt-5-mini. Fallback: meta-llama/llama-3.2-11b-vision-instruct (Fallback Chief AI Agent). onError: continueErrorOutput. Filters success sources, writes newsl</w:t>
-            </w:r>
+              <w:t xml:space="preserve">Primary: gpt-5-mini. Fallback: meta-llama/llama-3.2-11b-vision-instruct (Fallback Chief AI Agent). </w:t>
+            </w:r>
+            <w:proofErr w:type="spellStart"/>
             <w:r>
               <w:rPr>
                 <w:color w:val="111111"/>
                 <w:sz w:val="17"/>
                 <w:szCs w:val="17"/>
               </w:rPr>
-              <w:t>etter.</w:t>
+              <w:t>onError</w:t>
+            </w:r>
+            <w:proofErr w:type="spellEnd"/>
+            <w:r>
+              <w:rPr>
+                <w:color w:val="111111"/>
+                <w:sz w:val="17"/>
+                <w:szCs w:val="17"/>
+              </w:rPr>
+              <w:t xml:space="preserve">: </w:t>
+            </w:r>
+            <w:proofErr w:type="spellStart"/>
+            <w:r>
+              <w:rPr>
+                <w:color w:val="111111"/>
+                <w:sz w:val="17"/>
+                <w:szCs w:val="17"/>
+              </w:rPr>
+              <w:t>continueErrorOutput</w:t>
+            </w:r>
+            <w:proofErr w:type="spellEnd"/>
+            <w:r>
+              <w:rPr>
+                <w:color w:val="111111"/>
+                <w:sz w:val="17"/>
+                <w:szCs w:val="17"/>
+              </w:rPr>
+              <w:t>. Filters success sources, writes newsletter.</w:t>
             </w:r>
           </w:p>
         </w:tc>
       </w:tr>
       <w:tr>
-        <w:tblPrEx>
-          <w:tblCellMar>
-            <w:top w:w="0" w:type="dxa"/>
-            <w:bottom w:w="0" w:type="dxa"/>
-          </w:tblCellMar>
-        </w:tblPrEx>
         <w:tc>
           <w:tcPr>
             <w:tcW w:w="400" w:type="dxa"/>
@@ -8069,18 +8884,84 @@
                 <w:sz w:val="17"/>
                 <w:szCs w:val="17"/>
               </w:rPr>
-              <w:t>Enforces newsletter JSON schema (newsletter_title, newsletter_body, sources_used, word_count).</w:t>
+              <w:t>Enforces newsletter JSON schema (</w:t>
+            </w:r>
+            <w:proofErr w:type="spellStart"/>
+            <w:r>
+              <w:rPr>
+                <w:color w:val="111111"/>
+                <w:sz w:val="17"/>
+                <w:szCs w:val="17"/>
+              </w:rPr>
+              <w:t>newsletter_title</w:t>
+            </w:r>
+            <w:proofErr w:type="spellEnd"/>
+            <w:r>
+              <w:rPr>
+                <w:color w:val="111111"/>
+                <w:sz w:val="17"/>
+                <w:szCs w:val="17"/>
+              </w:rPr>
+              <w:t xml:space="preserve">, </w:t>
+            </w:r>
+            <w:proofErr w:type="spellStart"/>
+            <w:r>
+              <w:rPr>
+                <w:color w:val="111111"/>
+                <w:sz w:val="17"/>
+                <w:szCs w:val="17"/>
+              </w:rPr>
+              <w:t>newsletter_body</w:t>
+            </w:r>
+            <w:proofErr w:type="spellEnd"/>
+            <w:r>
+              <w:rPr>
+                <w:color w:val="111111"/>
+                <w:sz w:val="17"/>
+                <w:szCs w:val="17"/>
+              </w:rPr>
+              <w:t xml:space="preserve">, </w:t>
+            </w:r>
+            <w:proofErr w:type="spellStart"/>
+            <w:r>
+              <w:rPr>
+                <w:color w:val="111111"/>
+                <w:sz w:val="17"/>
+                <w:szCs w:val="17"/>
+              </w:rPr>
+              <w:t>sources_used</w:t>
+            </w:r>
+            <w:proofErr w:type="spellEnd"/>
+            <w:r>
+              <w:rPr>
+                <w:color w:val="111111"/>
+                <w:sz w:val="17"/>
+                <w:szCs w:val="17"/>
+              </w:rPr>
+              <w:t xml:space="preserve">, </w:t>
+            </w:r>
+            <w:proofErr w:type="spellStart"/>
+            <w:r>
+              <w:rPr>
+                <w:color w:val="111111"/>
+                <w:sz w:val="17"/>
+                <w:szCs w:val="17"/>
+              </w:rPr>
+              <w:t>word_count</w:t>
+            </w:r>
+            <w:proofErr w:type="spellEnd"/>
+            <w:r>
+              <w:rPr>
+                <w:color w:val="111111"/>
+                <w:sz w:val="17"/>
+                <w:szCs w:val="17"/>
+              </w:rPr>
+              <w:t>).</w:t>
             </w:r>
           </w:p>
         </w:tc>
       </w:tr>
       <w:tr>
-        <w:tblPrEx>
-          <w:tblCellMar>
-            <w:top w:w="0" w:type="dxa"/>
-            <w:bottom w:w="0" w:type="dxa"/>
-          </w:tblCellMar>
-        </w:tblPrEx>
         <w:tc>
           <w:tcPr>
             <w:tcW w:w="400" w:type="dxa"/>
@@ -8158,7 +9039,25 @@
                 <w:sz w:val="17"/>
                 <w:szCs w:val="17"/>
               </w:rPr>
-              <w:t>LLM (OpenRouter)</w:t>
+              <w:t>LLM (</w:t>
+            </w:r>
+            <w:proofErr w:type="spellStart"/>
+            <w:r>
+              <w:rPr>
+                <w:color w:val="111111"/>
+                <w:sz w:val="17"/>
+                <w:szCs w:val="17"/>
+              </w:rPr>
+              <w:t>OpenRouter</w:t>
+            </w:r>
+            <w:proofErr w:type="spellEnd"/>
+            <w:r>
+              <w:rPr>
+                <w:color w:val="111111"/>
+                <w:sz w:val="17"/>
+                <w:szCs w:val="17"/>
+              </w:rPr>
+              <w:t>)</w:t>
             </w:r>
           </w:p>
         </w:tc>
@@ -8185,18 +9084,30 @@
                 <w:sz w:val="17"/>
                 <w:szCs w:val="17"/>
               </w:rPr>
-              <w:t>meta-llama/llama-3.2-11b-vision-instruct. Connected as 2nd ai_languageModel on Chief Editor. Activates when gpt-5-mini fails.</w:t>
+              <w:t xml:space="preserve">meta-llama/llama-3.2-11b-vision-instruct. Connected as 2nd </w:t>
+            </w:r>
+            <w:proofErr w:type="spellStart"/>
+            <w:r>
+              <w:rPr>
+                <w:color w:val="111111"/>
+                <w:sz w:val="17"/>
+                <w:szCs w:val="17"/>
+              </w:rPr>
+              <w:t>ai_languageModel</w:t>
+            </w:r>
+            <w:proofErr w:type="spellEnd"/>
+            <w:r>
+              <w:rPr>
+                <w:color w:val="111111"/>
+                <w:sz w:val="17"/>
+                <w:szCs w:val="17"/>
+              </w:rPr>
+              <w:t xml:space="preserve"> on Chief Editor. Activates when gpt-5-mini fails.</w:t>
             </w:r>
           </w:p>
         </w:tc>
       </w:tr>
       <w:tr>
-        <w:tblPrEx>
-          <w:tblCellMar>
-            <w:top w:w="0" w:type="dxa"/>
-            <w:bottom w:w="0" w:type="dxa"/>
-          </w:tblCellMar>
-        </w:tblPrEx>
         <w:tc>
           <w:tcPr>
             <w:tcW w:w="400" w:type="dxa"/>
@@ -8307,12 +9218,6 @@
         </w:tc>
       </w:tr>
       <w:tr>
-        <w:tblPrEx>
-          <w:tblCellMar>
-            <w:top w:w="0" w:type="dxa"/>
-            <w:bottom w:w="0" w:type="dxa"/>
-          </w:tblCellMar>
-        </w:tblPrEx>
         <w:tc>
           <w:tcPr>
             <w:tcW w:w="400" w:type="dxa"/>
@@ -8417,15 +9322,7 @@
                 <w:sz w:val="17"/>
                 <w:szCs w:val="17"/>
               </w:rPr>
-              <w:t>S</w:t>
-            </w:r>
-            <w:r>
-              <w:rPr>
-                <w:color w:val="111111"/>
-                <w:sz w:val="17"/>
-                <w:szCs w:val="17"/>
-              </w:rPr>
-              <w:t>ends styled HTML newsletter to marketing team for approval.</w:t>
+              <w:t>Sends styled HTML newsletter to marketing team for approval.</w:t>
             </w:r>
           </w:p>
         </w:tc>
@@ -8463,12 +9360,6 @@
         <w:gridCol w:w="8364"/>
       </w:tblGrid>
       <w:tr>
-        <w:tblPrEx>
-          <w:tblCellMar>
-            <w:top w:w="0" w:type="dxa"/>
-            <w:bottom w:w="0" w:type="dxa"/>
-          </w:tblCellMar>
-        </w:tblPrEx>
         <w:tc>
           <w:tcPr>
             <w:tcW w:w="0" w:type="auto"/>
@@ -8571,6 +9462,9 @@
         <w:spacing w:before="160"/>
       </w:pPr>
       <w:r>
+        <w:rPr>
+          <w:noProof/>
+        </w:rPr>
         <w:drawing>
           <wp:inline distT="0" distB="0" distL="0" distR="0" wp14:anchorId="481649D8" wp14:editId="3700EE33">
             <wp:extent cx="6492240" cy="2939415"/>
@@ -8621,6 +9515,9 @@
         <w:spacing w:before="160"/>
       </w:pPr>
       <w:r>
+        <w:rPr>
+          <w:noProof/>
+        </w:rPr>
         <w:drawing>
           <wp:inline distT="0" distB="0" distL="0" distR="0" wp14:anchorId="65289D18" wp14:editId="303A236B">
             <wp:extent cx="6492240" cy="2901315"/>
@@ -8671,6 +9568,9 @@
         <w:spacing w:before="160"/>
       </w:pPr>
       <w:r>
+        <w:rPr>
+          <w:noProof/>
+        </w:rPr>
         <w:lastRenderedPageBreak/>
         <w:drawing>
           <wp:inline distT="0" distB="0" distL="0" distR="0" wp14:anchorId="32587711" wp14:editId="0578D678">
@@ -8722,6 +9622,9 @@
         <w:spacing w:before="160"/>
       </w:pPr>
       <w:r>
+        <w:rPr>
+          <w:noProof/>
+        </w:rPr>
         <w:drawing>
           <wp:inline distT="0" distB="0" distL="0" distR="0" wp14:anchorId="16FD74FA" wp14:editId="00F2272A">
             <wp:extent cx="6492240" cy="2981325"/>
@@ -8764,10 +9667,7 @@
         <w:pStyle w:val="Heading2"/>
       </w:pPr>
       <w:r>
-        <w:t>9</w:t>
-      </w:r>
-      <w:r>
-        <w:t>.</w:t>
+        <w:t>9.</w:t>
       </w:r>
       <w:r>
         <w:t>5</w:t>
@@ -8781,6 +9681,9 @@
         <w:spacing w:before="160"/>
       </w:pPr>
       <w:r>
+        <w:rPr>
+          <w:noProof/>
+        </w:rPr>
         <w:lastRenderedPageBreak/>
         <w:drawing>
           <wp:inline distT="0" distB="0" distL="0" distR="0" wp14:anchorId="3D3920AA" wp14:editId="1538293E">
@@ -8830,7 +9733,15 @@
         <w:t>6</w:t>
       </w:r>
       <w:r>
-        <w:t xml:space="preserve">  NewsletterManager Google Sheet — Drafts Tab</w:t>
+        <w:t xml:space="preserve">  </w:t>
+      </w:r>
+      <w:proofErr w:type="spellStart"/>
+      <w:r>
+        <w:t>NewsletterManager</w:t>
+      </w:r>
+      <w:proofErr w:type="spellEnd"/>
+      <w:r>
+        <w:t xml:space="preserve"> Google Sheet — Drafts Tab</w:t>
       </w:r>
     </w:p>
     <w:p>
@@ -8838,6 +9749,9 @@
         <w:spacing w:before="160"/>
       </w:pPr>
       <w:r>
+        <w:rPr>
+          <w:noProof/>
+        </w:rPr>
         <w:drawing>
           <wp:inline distT="0" distB="0" distL="0" distR="0" wp14:anchorId="5020CF05" wp14:editId="40C5A5E3">
             <wp:extent cx="6492240" cy="3170555"/>
@@ -8894,6 +9808,9 @@
         <w:spacing w:before="160"/>
       </w:pPr>
       <w:r>
+        <w:rPr>
+          <w:noProof/>
+        </w:rPr>
         <w:lastRenderedPageBreak/>
         <w:drawing>
           <wp:inline distT="0" distB="0" distL="0" distR="0" wp14:anchorId="671BB68D" wp14:editId="50C1AA63">
@@ -8959,12 +9876,6 @@
         <w:gridCol w:w="8488"/>
       </w:tblGrid>
       <w:tr>
-        <w:tblPrEx>
-          <w:tblCellMar>
-            <w:top w:w="0" w:type="dxa"/>
-            <w:bottom w:w="0" w:type="dxa"/>
-          </w:tblCellMar>
-        </w:tblPrEx>
         <w:tc>
           <w:tcPr>
             <w:tcW w:w="0" w:type="auto"/>
@@ -9061,12 +9972,6 @@
         <w:gridCol w:w="6160"/>
       </w:tblGrid>
       <w:tr>
-        <w:tblPrEx>
-          <w:tblCellMar>
-            <w:top w:w="0" w:type="dxa"/>
-            <w:bottom w:w="0" w:type="dxa"/>
-          </w:tblCellMar>
-        </w:tblPrEx>
         <w:tc>
           <w:tcPr>
             <w:tcW w:w="2600" w:type="dxa"/>
@@ -9159,12 +10064,6 @@
         </w:tc>
       </w:tr>
       <w:tr>
-        <w:tblPrEx>
-          <w:tblCellMar>
-            <w:top w:w="0" w:type="dxa"/>
-            <w:bottom w:w="0" w:type="dxa"/>
-          </w:tblCellMar>
-        </w:tblPrEx>
         <w:tc>
           <w:tcPr>
             <w:tcW w:w="2600" w:type="dxa"/>
@@ -9251,12 +10150,6 @@
         </w:tc>
       </w:tr>
       <w:tr>
-        <w:tblPrEx>
-          <w:tblCellMar>
-            <w:top w:w="0" w:type="dxa"/>
-            <w:bottom w:w="0" w:type="dxa"/>
-          </w:tblCellMar>
-        </w:tblPrEx>
         <w:tc>
           <w:tcPr>
             <w:tcW w:w="2600" w:type="dxa"/>
@@ -9331,32 +10224,100 @@
             </w:tcMar>
           </w:tcPr>
           <w:p>
+            <w:proofErr w:type="spellStart"/>
             <w:r>
               <w:rPr>
                 <w:color w:val="333333"/>
                 <w:sz w:val="18"/>
                 <w:szCs w:val="18"/>
               </w:rPr>
-              <w:t>continueRegularOutput on all 5 HTTP nodes. Chief Editor onError: continueErrorOutput → Backup Editor AI Agent. All 5 Field Reporters have per-branch OpenRouter fallback models. executeOnce: true on Chief and Backup pre</w:t>
-            </w:r>
+              <w:t>continueRegularOutput</w:t>
+            </w:r>
+            <w:proofErr w:type="spellEnd"/>
             <w:r>
               <w:rPr>
                 <w:color w:val="333333"/>
                 <w:sz w:val="18"/>
                 <w:szCs w:val="18"/>
               </w:rPr>
-              <w:t>vents duplicate newsletters.</w:t>
+              <w:t xml:space="preserve"> on all 5 HTTP nodes. Chief Editor </w:t>
+            </w:r>
+            <w:proofErr w:type="spellStart"/>
+            <w:r>
+              <w:rPr>
+                <w:color w:val="333333"/>
+                <w:sz w:val="18"/>
+                <w:szCs w:val="18"/>
+              </w:rPr>
+              <w:t>onError</w:t>
+            </w:r>
+            <w:proofErr w:type="spellEnd"/>
+            <w:r>
+              <w:rPr>
+                <w:color w:val="333333"/>
+                <w:sz w:val="18"/>
+                <w:szCs w:val="18"/>
+              </w:rPr>
+              <w:t xml:space="preserve">: </w:t>
+            </w:r>
+            <w:proofErr w:type="spellStart"/>
+            <w:r>
+              <w:rPr>
+                <w:color w:val="333333"/>
+                <w:sz w:val="18"/>
+                <w:szCs w:val="18"/>
+              </w:rPr>
+              <w:t>continueErrorOutput</w:t>
+            </w:r>
+            <w:proofErr w:type="spellEnd"/>
+            <w:r>
+              <w:rPr>
+                <w:color w:val="333333"/>
+                <w:sz w:val="18"/>
+                <w:szCs w:val="18"/>
+              </w:rPr>
+              <w:t xml:space="preserve"> → Backup Editor AI Agent. All 5 Field Reporters have per-branch </w:t>
+            </w:r>
+            <w:proofErr w:type="spellStart"/>
+            <w:r>
+              <w:rPr>
+                <w:color w:val="333333"/>
+                <w:sz w:val="18"/>
+                <w:szCs w:val="18"/>
+              </w:rPr>
+              <w:t>OpenRouter</w:t>
+            </w:r>
+            <w:proofErr w:type="spellEnd"/>
+            <w:r>
+              <w:rPr>
+                <w:color w:val="333333"/>
+                <w:sz w:val="18"/>
+                <w:szCs w:val="18"/>
+              </w:rPr>
+              <w:t xml:space="preserve"> fallback models. </w:t>
+            </w:r>
+            <w:proofErr w:type="spellStart"/>
+            <w:r>
+              <w:rPr>
+                <w:color w:val="333333"/>
+                <w:sz w:val="18"/>
+                <w:szCs w:val="18"/>
+              </w:rPr>
+              <w:t>executeOnce</w:t>
+            </w:r>
+            <w:proofErr w:type="spellEnd"/>
+            <w:r>
+              <w:rPr>
+                <w:color w:val="333333"/>
+                <w:sz w:val="18"/>
+                <w:szCs w:val="18"/>
+              </w:rPr>
+              <w:t>: true on Chief and Backup prevents duplicate newsletters.</w:t>
             </w:r>
           </w:p>
         </w:tc>
       </w:tr>
       <w:tr>
-        <w:tblPrEx>
-          <w:tblCellMar>
-            <w:top w:w="0" w:type="dxa"/>
-            <w:bottom w:w="0" w:type="dxa"/>
-          </w:tblCellMar>
-        </w:tblPrEx>
         <w:tc>
           <w:tcPr>
             <w:tcW w:w="2600" w:type="dxa"/>
@@ -9437,26 +10398,48 @@
                 <w:sz w:val="18"/>
                 <w:szCs w:val="18"/>
               </w:rPr>
-              <w:t>Primary for Field Reporters: gpt-5 (OpenAI). Field Reporter fallbacks: openrouter/free. Chief Editor primary: gpt-5-mini. Chief Editor fallback: meta-llama/llama-3.2-11b-vision-instr</w:t>
-            </w:r>
+              <w:t xml:space="preserve">Primary for Field Reporters: gpt-5 (OpenAI). Field Reporter fallbacks: </w:t>
+            </w:r>
+            <w:proofErr w:type="spellStart"/>
             <w:r>
               <w:rPr>
                 <w:color w:val="333333"/>
                 <w:sz w:val="18"/>
                 <w:szCs w:val="18"/>
               </w:rPr>
-              <w:t>uct (Fallback Chief AI Agent, OpenRouter). Constraints: &lt;200 words, ≥3 Kenyan slang terms, Markdown format, success-only sources.</w:t>
+              <w:t>openrouter</w:t>
+            </w:r>
+            <w:proofErr w:type="spellEnd"/>
+            <w:r>
+              <w:rPr>
+                <w:color w:val="333333"/>
+                <w:sz w:val="18"/>
+                <w:szCs w:val="18"/>
+              </w:rPr>
+              <w:t xml:space="preserve">/free. Chief Editor primary: gpt-5-mini. Chief Editor fallback: meta-llama/llama-3.2-11b-vision-instruct (Fallback Chief AI Agent, </w:t>
+            </w:r>
+            <w:proofErr w:type="spellStart"/>
+            <w:r>
+              <w:rPr>
+                <w:color w:val="333333"/>
+                <w:sz w:val="18"/>
+                <w:szCs w:val="18"/>
+              </w:rPr>
+              <w:t>OpenRouter</w:t>
+            </w:r>
+            <w:proofErr w:type="spellEnd"/>
+            <w:r>
+              <w:rPr>
+                <w:color w:val="333333"/>
+                <w:sz w:val="18"/>
+                <w:szCs w:val="18"/>
+              </w:rPr>
+              <w:t>). Constraints: &lt;200 words, ≥3 Kenyan slang terms, Markdown format, success-only sources.</w:t>
             </w:r>
           </w:p>
         </w:tc>
       </w:tr>
       <w:tr>
-        <w:tblPrEx>
-          <w:tblCellMar>
-            <w:top w:w="0" w:type="dxa"/>
-            <w:bottom w:w="0" w:type="dxa"/>
-          </w:tblCellMar>
-        </w:tblPrEx>
         <w:tc>
           <w:tcPr>
             <w:tcW w:w="2600" w:type="dxa"/>
@@ -9537,15 +10520,43 @@
                 <w:sz w:val="18"/>
                 <w:szCs w:val="18"/>
               </w:rPr>
-              <w:t>Every run logs to Google Sheets: execution timestamp (Nairobi TZ), sources_used a</w:t>
-            </w:r>
+              <w:t xml:space="preserve">Every run logs to Google Sheets: execution timestamp (Nairobi TZ), </w:t>
+            </w:r>
+            <w:proofErr w:type="spellStart"/>
             <w:r>
               <w:rPr>
                 <w:color w:val="333333"/>
                 <w:sz w:val="18"/>
                 <w:szCs w:val="18"/>
               </w:rPr>
-              <w:t>rray, full newsletter_body, model used. System is fully auditable. Any Friday's run can be reviewed in under 30 seconds.</w:t>
+              <w:t>sources_used</w:t>
+            </w:r>
+            <w:proofErr w:type="spellEnd"/>
+            <w:r>
+              <w:rPr>
+                <w:color w:val="333333"/>
+                <w:sz w:val="18"/>
+                <w:szCs w:val="18"/>
+              </w:rPr>
+              <w:t xml:space="preserve"> array, full </w:t>
+            </w:r>
+            <w:proofErr w:type="spellStart"/>
+            <w:r>
+              <w:rPr>
+                <w:color w:val="333333"/>
+                <w:sz w:val="18"/>
+                <w:szCs w:val="18"/>
+              </w:rPr>
+              <w:t>newsletter_body</w:t>
+            </w:r>
+            <w:proofErr w:type="spellEnd"/>
+            <w:r>
+              <w:rPr>
+                <w:color w:val="333333"/>
+                <w:sz w:val="18"/>
+                <w:szCs w:val="18"/>
+              </w:rPr>
+              <w:t>, model used. System is fully auditable. Any Friday's run can be reviewed in under 30 seconds.</w:t>
             </w:r>
           </w:p>
         </w:tc>
@@ -9578,12 +10589,6 @@
         <w:gridCol w:w="7667"/>
       </w:tblGrid>
       <w:tr>
-        <w:tblPrEx>
-          <w:tblCellMar>
-            <w:top w:w="0" w:type="dxa"/>
-            <w:bottom w:w="0" w:type="dxa"/>
-          </w:tblCellMar>
-        </w:tblPrEx>
         <w:tc>
           <w:tcPr>
             <w:tcW w:w="0" w:type="auto"/>
@@ -9681,6 +10686,7 @@
         </w:numPr>
         <w:spacing w:before="40" w:after="40" w:line="260" w:lineRule="auto"/>
       </w:pPr>
+      <w:proofErr w:type="spellStart"/>
       <w:r>
         <w:rPr>
           <w:rFonts w:ascii="Courier New" w:eastAsia="Courier New" w:hAnsi="Courier New" w:cs="Courier New"/>
@@ -9690,6 +10696,7 @@
         </w:rPr>
         <w:t>Automated_Weekly_Newsletter_Generator.json</w:t>
       </w:r>
+      <w:proofErr w:type="spellEnd"/>
       <w:r>
         <w:rPr>
           <w:color w:val="111111"/>
@@ -9769,19 +10776,7 @@
         <w:rPr>
           <w:color w:val="111111"/>
         </w:rPr>
-        <w:t xml:space="preserve">  — </w:t>
-      </w:r>
-      <w:r>
-        <w:rPr>
-          <w:color w:val="111111"/>
-        </w:rPr>
-        <w:t>Original</w:t>
-      </w:r>
-      <w:r>
-        <w:rPr>
-          <w:color w:val="111111"/>
-        </w:rPr>
-        <w:t xml:space="preserve"> assignment brief.</w:t>
+        <w:t xml:space="preserve">  — Original assignment brief.</w:t>
       </w:r>
     </w:p>
     <w:p>
@@ -9839,15 +10834,7 @@
           <w:sz w:val="20"/>
           <w:szCs w:val="20"/>
         </w:rPr>
-        <w:t>All files are available at the project GitHub repository. The README contains import instructions, credential setup guide, and a full node refe</w:t>
-      </w:r>
-      <w:r>
-        <w:rPr>
-          <w:color w:val="333333"/>
-          <w:sz w:val="20"/>
-          <w:szCs w:val="20"/>
-        </w:rPr>
-        <w:t>rence table.</w:t>
+        <w:t>All files are available at the project GitHub repository. The README contains import instructions, credential setup guide, and a full node reference table.</w:t>
       </w:r>
     </w:p>
     <w:p>
@@ -9876,12 +10863,6 @@
         <w:gridCol w:w="9360"/>
       </w:tblGrid>
       <w:tr>
-        <w:tblPrEx>
-          <w:tblCellMar>
-            <w:top w:w="0" w:type="dxa"/>
-            <w:bottom w:w="0" w:type="dxa"/>
-          </w:tblCellMar>
-        </w:tblPrEx>
         <w:tc>
           <w:tcPr>
             <w:tcW w:w="0" w:type="auto"/>
@@ -9963,7 +10944,7 @@
 </file>
 
 <file path=word/endnotes.xml><?xml version="1.0" encoding="utf-8"?>
-<w:endnotes xmlns:wpc="http://schemas.microsoft.com/office/word/2010/wordprocessingCanvas" xmlns:cx="http://schemas.microsoft.com/office/drawing/2014/chartex" xmlns:cx1="http://schemas.microsoft.com/office/drawing/2015/9/8/chartex" xmlns:cx2="http://schemas.microsoft.com/office/drawing/2015/10/21/chartex" xmlns:cx3="http://schemas.microsoft.com/office/drawing/2016/5/9/chartex" xmlns:cx4="http://schemas.microsoft.com/office/drawing/2016/5/10/chartex" xmlns:cx5="http://schemas.microsoft.com/office/drawing/2016/5/11/chartex" xmlns:cx6="http://schemas.microsoft.com/office/drawing/2016/5/12/chartex" xmlns:cx7="http://schemas.microsoft.com/office/drawing/2016/5/13/chartex" xmlns:cx8="http://schemas.microsoft.com/office/drawing/2016/5/14/chartex" xmlns:mc="http://schemas.openxmlformats.org/markup-compatibility/2006" xmlns:aink="http://schemas.microsoft.com/office/drawing/2016/ink" xmlns:am3d="http://schemas.microsoft.com/office/drawing/2017/model3d" xmlns:o="urn:schemas-microsoft-com:office:office" xmlns:r="http://schemas.openxmlformats.org/officeDocument/2006/relationships" xmlns:m="http://schemas.openxmlformats.org/officeDocument/2006/math" xmlns:v="urn:schemas-microsoft-com:vml" xmlns:wp14="http://schemas.microsoft.com/office/word/2010/wordprocessingDrawing" xmlns:wp="http://schemas.openxmlformats.org/drawingml/2006/wordprocessingDrawing" xmlns:w10="urn:schemas-microsoft-com:office:word" xmlns:w="http://schemas.openxmlformats.org/wordprocessingml/2006/main" xmlns:w14="http://schemas.microsoft.com/office/word/2010/wordml" xmlns:w15="http://schemas.microsoft.com/office/word/2012/wordml" xmlns:w16cex="http://schemas.microsoft.com/office/word/2018/wordml/cex" xmlns:w16cid="http://schemas.microsoft.com/office/word/2016/wordml/cid" xmlns:w16="http://schemas.microsoft.com/office/word/2018/wordml" xmlns:w16sdtdh="http://schemas.microsoft.com/office/word/2020/wordml/sdtdatahash" xmlns:w16se="http://schemas.microsoft.com/office/word/2015/wordml/symex" xmlns:wpg="http://schemas.microsoft.com/office/word/2010/wordprocessingGroup" xmlns:wpi="http://schemas.microsoft.com/office/word/2010/wordprocessingInk" xmlns:wne="http://schemas.microsoft.com/office/word/2006/wordml" xmlns:wps="http://schemas.microsoft.com/office/word/2010/wordprocessingShape" mc:Ignorable="w14 w15 w16se w16cid w16 w16cex w16sdtdh wp14">
+<w:endnotes xmlns:wpc="http://schemas.microsoft.com/office/word/2010/wordprocessingCanvas" xmlns:cx="http://schemas.microsoft.com/office/drawing/2014/chartex" xmlns:cx1="http://schemas.microsoft.com/office/drawing/2015/9/8/chartex" xmlns:cx2="http://schemas.microsoft.com/office/drawing/2015/10/21/chartex" xmlns:cx3="http://schemas.microsoft.com/office/drawing/2016/5/9/chartex" xmlns:cx4="http://schemas.microsoft.com/office/drawing/2016/5/10/chartex" xmlns:cx5="http://schemas.microsoft.com/office/drawing/2016/5/11/chartex" xmlns:cx6="http://schemas.microsoft.com/office/drawing/2016/5/12/chartex" xmlns:cx7="http://schemas.microsoft.com/office/drawing/2016/5/13/chartex" xmlns:cx8="http://schemas.microsoft.com/office/drawing/2016/5/14/chartex" xmlns:mc="http://schemas.openxmlformats.org/markup-compatibility/2006" xmlns:aink="http://schemas.microsoft.com/office/drawing/2016/ink" xmlns:am3d="http://schemas.microsoft.com/office/drawing/2017/model3d" xmlns:o="urn:schemas-microsoft-com:office:office" xmlns:oel="http://schemas.microsoft.com/office/2019/extlst" xmlns:r="http://schemas.openxmlformats.org/officeDocument/2006/relationships" xmlns:m="http://schemas.openxmlformats.org/officeDocument/2006/math" xmlns:v="urn:schemas-microsoft-com:vml" xmlns:wp14="http://schemas.microsoft.com/office/word/2010/wordprocessingDrawing" xmlns:wp="http://schemas.openxmlformats.org/drawingml/2006/wordprocessingDrawing" xmlns:w10="urn:schemas-microsoft-com:office:word" xmlns:w="http://schemas.openxmlformats.org/wordprocessingml/2006/main" xmlns:w14="http://schemas.microsoft.com/office/word/2010/wordml" xmlns:w15="http://schemas.microsoft.com/office/word/2012/wordml" xmlns:w16cex="http://schemas.microsoft.com/office/word/2018/wordml/cex" xmlns:w16cid="http://schemas.microsoft.com/office/word/2016/wordml/cid" xmlns:w16="http://schemas.microsoft.com/office/word/2018/wordml" xmlns:w16du="http://schemas.microsoft.com/office/word/2023/wordml/word16du" xmlns:w16sdtdh="http://schemas.microsoft.com/office/word/2020/wordml/sdtdatahash" xmlns:w16sdtfl="http://schemas.microsoft.com/office/word/2024/wordml/sdtformatlock" xmlns:w16se="http://schemas.microsoft.com/office/word/2015/wordml/symex" xmlns:wpg="http://schemas.microsoft.com/office/word/2010/wordprocessingGroup" xmlns:wpi="http://schemas.microsoft.com/office/word/2010/wordprocessingInk" xmlns:wne="http://schemas.microsoft.com/office/word/2006/wordml" xmlns:wps="http://schemas.microsoft.com/office/word/2010/wordprocessingShape" mc:Ignorable="w14 w15 w16se w16cid w16 w16cex w16sdtdh w16sdtfl w16du wp14">
   <w:endnote w:type="separator" w:id="-1">
     <w:p>
       <w:r>
@@ -9982,7 +10963,7 @@
 </file>
 
 <file path=word/footer1.xml><?xml version="1.0" encoding="utf-8"?>
-<w:ftr xmlns:wpc="http://schemas.microsoft.com/office/word/2010/wordprocessingCanvas" xmlns:cx="http://schemas.microsoft.com/office/drawing/2014/chartex" xmlns:cx1="http://schemas.microsoft.com/office/drawing/2015/9/8/chartex" xmlns:cx2="http://schemas.microsoft.com/office/drawing/2015/10/21/chartex" xmlns:cx3="http://schemas.microsoft.com/office/drawing/2016/5/9/chartex" xmlns:cx4="http://schemas.microsoft.com/office/drawing/2016/5/10/chartex" xmlns:cx5="http://schemas.microsoft.com/office/drawing/2016/5/11/chartex" xmlns:cx6="http://schemas.microsoft.com/office/drawing/2016/5/12/chartex" xmlns:cx7="http://schemas.microsoft.com/office/drawing/2016/5/13/chartex" xmlns:cx8="http://schemas.microsoft.com/office/drawing/2016/5/14/chartex" xmlns:mc="http://schemas.openxmlformats.org/markup-compatibility/2006" xmlns:aink="http://schemas.microsoft.com/office/drawing/2016/ink" xmlns:am3d="http://schemas.microsoft.com/office/drawing/2017/model3d" xmlns:o="urn:schemas-microsoft-com:office:office" xmlns:r="http://schemas.openxmlformats.org/officeDocument/2006/relationships" xmlns:m="http://schemas.openxmlformats.org/officeDocument/2006/math" xmlns:v="urn:schemas-microsoft-com:vml" xmlns:wp14="http://schemas.microsoft.com/office/word/2010/wordprocessingDrawing" xmlns:wp="http://schemas.openxmlformats.org/drawingml/2006/wordprocessingDrawing" xmlns:w10="urn:schemas-microsoft-com:office:word" xmlns:w="http://schemas.openxmlformats.org/wordprocessingml/2006/main" xmlns:w14="http://schemas.microsoft.com/office/word/2010/wordml" xmlns:w15="http://schemas.microsoft.com/office/word/2012/wordml" xmlns:w16cex="http://schemas.microsoft.com/office/word/2018/wordml/cex" xmlns:w16cid="http://schemas.microsoft.com/office/word/2016/wordml/cid" xmlns:w16="http://schemas.microsoft.com/office/word/2018/wordml" xmlns:w16sdtdh="http://schemas.microsoft.com/office/word/2020/wordml/sdtdatahash" xmlns:w16se="http://schemas.microsoft.com/office/word/2015/wordml/symex" xmlns:wpg="http://schemas.microsoft.com/office/word/2010/wordprocessingGroup" xmlns:wpi="http://schemas.microsoft.com/office/word/2010/wordprocessingInk" xmlns:wne="http://schemas.microsoft.com/office/word/2006/wordml" xmlns:wps="http://schemas.microsoft.com/office/word/2010/wordprocessingShape" mc:Ignorable="w14 w15 w16se w16cid w16 w16cex w16sdtdh wp14">
+<w:ftr xmlns:wpc="http://schemas.microsoft.com/office/word/2010/wordprocessingCanvas" xmlns:cx="http://schemas.microsoft.com/office/drawing/2014/chartex" xmlns:cx1="http://schemas.microsoft.com/office/drawing/2015/9/8/chartex" xmlns:cx2="http://schemas.microsoft.com/office/drawing/2015/10/21/chartex" xmlns:cx3="http://schemas.microsoft.com/office/drawing/2016/5/9/chartex" xmlns:cx4="http://schemas.microsoft.com/office/drawing/2016/5/10/chartex" xmlns:cx5="http://schemas.microsoft.com/office/drawing/2016/5/11/chartex" xmlns:cx6="http://schemas.microsoft.com/office/drawing/2016/5/12/chartex" xmlns:cx7="http://schemas.microsoft.com/office/drawing/2016/5/13/chartex" xmlns:cx8="http://schemas.microsoft.com/office/drawing/2016/5/14/chartex" xmlns:mc="http://schemas.openxmlformats.org/markup-compatibility/2006" xmlns:aink="http://schemas.microsoft.com/office/drawing/2016/ink" xmlns:am3d="http://schemas.microsoft.com/office/drawing/2017/model3d" xmlns:o="urn:schemas-microsoft-com:office:office" xmlns:oel="http://schemas.microsoft.com/office/2019/extlst" xmlns:r="http://schemas.openxmlformats.org/officeDocument/2006/relationships" xmlns:m="http://schemas.openxmlformats.org/officeDocument/2006/math" xmlns:v="urn:schemas-microsoft-com:vml" xmlns:wp14="http://schemas.microsoft.com/office/word/2010/wordprocessingDrawing" xmlns:wp="http://schemas.openxmlformats.org/drawingml/2006/wordprocessingDrawing" xmlns:w10="urn:schemas-microsoft-com:office:word" xmlns:w="http://schemas.openxmlformats.org/wordprocessingml/2006/main" xmlns:w14="http://schemas.microsoft.com/office/word/2010/wordml" xmlns:w15="http://schemas.microsoft.com/office/word/2012/wordml" xmlns:w16cex="http://schemas.microsoft.com/office/word/2018/wordml/cex" xmlns:w16cid="http://schemas.microsoft.com/office/word/2016/wordml/cid" xmlns:w16="http://schemas.microsoft.com/office/word/2018/wordml" xmlns:w16du="http://schemas.microsoft.com/office/word/2023/wordml/word16du" xmlns:w16sdtdh="http://schemas.microsoft.com/office/word/2020/wordml/sdtdatahash" xmlns:w16sdtfl="http://schemas.microsoft.com/office/word/2024/wordml/sdtformatlock" xmlns:w16se="http://schemas.microsoft.com/office/word/2015/wordml/symex" xmlns:wpg="http://schemas.microsoft.com/office/word/2010/wordprocessingGroup" xmlns:wpi="http://schemas.microsoft.com/office/word/2010/wordprocessingInk" xmlns:wne="http://schemas.microsoft.com/office/word/2006/wordml" xmlns:wps="http://schemas.microsoft.com/office/word/2010/wordprocessingShape" mc:Ignorable="w14 w15 w16se w16cid w16 w16cex w16sdtdh w16sdtfl w16du wp14">
   <w:p>
     <w:pPr>
       <w:pBdr>
@@ -10027,7 +11008,7 @@
 </file>
 
 <file path=word/footnotes.xml><?xml version="1.0" encoding="utf-8"?>
-<w:footnotes xmlns:wpc="http://schemas.microsoft.com/office/word/2010/wordprocessingCanvas" xmlns:cx="http://schemas.microsoft.com/office/drawing/2014/chartex" xmlns:cx1="http://schemas.microsoft.com/office/drawing/2015/9/8/chartex" xmlns:cx2="http://schemas.microsoft.com/office/drawing/2015/10/21/chartex" xmlns:cx3="http://schemas.microsoft.com/office/drawing/2016/5/9/chartex" xmlns:cx4="http://schemas.microsoft.com/office/drawing/2016/5/10/chartex" xmlns:cx5="http://schemas.microsoft.com/office/drawing/2016/5/11/chartex" xmlns:cx6="http://schemas.microsoft.com/office/drawing/2016/5/12/chartex" xmlns:cx7="http://schemas.microsoft.com/office/drawing/2016/5/13/chartex" xmlns:cx8="http://schemas.microsoft.com/office/drawing/2016/5/14/chartex" xmlns:mc="http://schemas.openxmlformats.org/markup-compatibility/2006" xmlns:aink="http://schemas.microsoft.com/office/drawing/2016/ink" xmlns:am3d="http://schemas.microsoft.com/office/drawing/2017/model3d" xmlns:o="urn:schemas-microsoft-com:office:office" xmlns:r="http://schemas.openxmlformats.org/officeDocument/2006/relationships" xmlns:m="http://schemas.openxmlformats.org/officeDocument/2006/math" xmlns:v="urn:schemas-microsoft-com:vml" xmlns:wp14="http://schemas.microsoft.com/office/word/2010/wordprocessingDrawing" xmlns:wp="http://schemas.openxmlformats.org/drawingml/2006/wordprocessingDrawing" xmlns:w10="urn:schemas-microsoft-com:office:word" xmlns:w="http://schemas.openxmlformats.org/wordprocessingml/2006/main" xmlns:w14="http://schemas.microsoft.com/office/word/2010/wordml" xmlns:w15="http://schemas.microsoft.com/office/word/2012/wordml" xmlns:w16cex="http://schemas.microsoft.com/office/word/2018/wordml/cex" xmlns:w16cid="http://schemas.microsoft.com/office/word/2016/wordml/cid" xmlns:w16="http://schemas.microsoft.com/office/word/2018/wordml" xmlns:w16sdtdh="http://schemas.microsoft.com/office/word/2020/wordml/sdtdatahash" xmlns:w16se="http://schemas.microsoft.com/office/word/2015/wordml/symex" xmlns:wpg="http://schemas.microsoft.com/office/word/2010/wordprocessingGroup" xmlns:wpi="http://schemas.microsoft.com/office/word/2010/wordprocessingInk" xmlns:wne="http://schemas.microsoft.com/office/word/2006/wordml" xmlns:wps="http://schemas.microsoft.com/office/word/2010/wordprocessingShape" mc:Ignorable="w14 w15 w16se w16cid w16 w16cex w16sdtdh wp14">
+<w:footnotes xmlns:wpc="http://schemas.microsoft.com/office/word/2010/wordprocessingCanvas" xmlns:cx="http://schemas.microsoft.com/office/drawing/2014/chartex" xmlns:cx1="http://schemas.microsoft.com/office/drawing/2015/9/8/chartex" xmlns:cx2="http://schemas.microsoft.com/office/drawing/2015/10/21/chartex" xmlns:cx3="http://schemas.microsoft.com/office/drawing/2016/5/9/chartex" xmlns:cx4="http://schemas.microsoft.com/office/drawing/2016/5/10/chartex" xmlns:cx5="http://schemas.microsoft.com/office/drawing/2016/5/11/chartex" xmlns:cx6="http://schemas.microsoft.com/office/drawing/2016/5/12/chartex" xmlns:cx7="http://schemas.microsoft.com/office/drawing/2016/5/13/chartex" xmlns:cx8="http://schemas.microsoft.com/office/drawing/2016/5/14/chartex" xmlns:mc="http://schemas.openxmlformats.org/markup-compatibility/2006" xmlns:aink="http://schemas.microsoft.com/office/drawing/2016/ink" xmlns:am3d="http://schemas.microsoft.com/office/drawing/2017/model3d" xmlns:o="urn:schemas-microsoft-com:office:office" xmlns:oel="http://schemas.microsoft.com/office/2019/extlst" xmlns:r="http://schemas.openxmlformats.org/officeDocument/2006/relationships" xmlns:m="http://schemas.openxmlformats.org/officeDocument/2006/math" xmlns:v="urn:schemas-microsoft-com:vml" xmlns:wp14="http://schemas.microsoft.com/office/word/2010/wordprocessingDrawing" xmlns:wp="http://schemas.openxmlformats.org/drawingml/2006/wordprocessingDrawing" xmlns:w10="urn:schemas-microsoft-com:office:word" xmlns:w="http://schemas.openxmlformats.org/wordprocessingml/2006/main" xmlns:w14="http://schemas.microsoft.com/office/word/2010/wordml" xmlns:w15="http://schemas.microsoft.com/office/word/2012/wordml" xmlns:w16cex="http://schemas.microsoft.com/office/word/2018/wordml/cex" xmlns:w16cid="http://schemas.microsoft.com/office/word/2016/wordml/cid" xmlns:w16="http://schemas.microsoft.com/office/word/2018/wordml" xmlns:w16du="http://schemas.microsoft.com/office/word/2023/wordml/word16du" xmlns:w16sdtdh="http://schemas.microsoft.com/office/word/2020/wordml/sdtdatahash" xmlns:w16sdtfl="http://schemas.microsoft.com/office/word/2024/wordml/sdtformatlock" xmlns:w16se="http://schemas.microsoft.com/office/word/2015/wordml/symex" xmlns:wpg="http://schemas.microsoft.com/office/word/2010/wordprocessingGroup" xmlns:wpi="http://schemas.microsoft.com/office/word/2010/wordprocessingInk" xmlns:wne="http://schemas.microsoft.com/office/word/2006/wordml" xmlns:wps="http://schemas.microsoft.com/office/word/2010/wordprocessingShape" mc:Ignorable="w14 w15 w16se w16cid w16 w16cex w16sdtdh w16sdtfl w16du wp14">
   <w:footnote w:type="separator" w:id="-1">
     <w:p>
       <w:r>
@@ -10046,7 +11027,7 @@
 </file>
 
 <file path=word/header1.xml><?xml version="1.0" encoding="utf-8"?>
-<w:hdr xmlns:wpc="http://schemas.microsoft.com/office/word/2010/wordprocessingCanvas" xmlns:cx="http://schemas.microsoft.com/office/drawing/2014/chartex" xmlns:cx1="http://schemas.microsoft.com/office/drawing/2015/9/8/chartex" xmlns:cx2="http://schemas.microsoft.com/office/drawing/2015/10/21/chartex" xmlns:cx3="http://schemas.microsoft.com/office/drawing/2016/5/9/chartex" xmlns:cx4="http://schemas.microsoft.com/office/drawing/2016/5/10/chartex" xmlns:cx5="http://schemas.microsoft.com/office/drawing/2016/5/11/chartex" xmlns:cx6="http://schemas.microsoft.com/office/drawing/2016/5/12/chartex" xmlns:cx7="http://schemas.microsoft.com/office/drawing/2016/5/13/chartex" xmlns:cx8="http://schemas.microsoft.com/office/drawing/2016/5/14/chartex" xmlns:mc="http://schemas.openxmlformats.org/markup-compatibility/2006" xmlns:aink="http://schemas.microsoft.com/office/drawing/2016/ink" xmlns:am3d="http://schemas.microsoft.com/office/drawing/2017/model3d" xmlns:o="urn:schemas-microsoft-com:office:office" xmlns:r="http://schemas.openxmlformats.org/officeDocument/2006/relationships" xmlns:m="http://schemas.openxmlformats.org/officeDocument/2006/math" xmlns:v="urn:schemas-microsoft-com:vml" xmlns:wp14="http://schemas.microsoft.com/office/word/2010/wordprocessingDrawing" xmlns:wp="http://schemas.openxmlformats.org/drawingml/2006/wordprocessingDrawing" xmlns:w10="urn:schemas-microsoft-com:office:word" xmlns:w="http://schemas.openxmlformats.org/wordprocessingml/2006/main" xmlns:w14="http://schemas.microsoft.com/office/word/2010/wordml" xmlns:w15="http://schemas.microsoft.com/office/word/2012/wordml" xmlns:w16cex="http://schemas.microsoft.com/office/word/2018/wordml/cex" xmlns:w16cid="http://schemas.microsoft.com/office/word/2016/wordml/cid" xmlns:w16="http://schemas.microsoft.com/office/word/2018/wordml" xmlns:w16sdtdh="http://schemas.microsoft.com/office/word/2020/wordml/sdtdatahash" xmlns:w16se="http://schemas.microsoft.com/office/word/2015/wordml/symex" xmlns:wpg="http://schemas.microsoft.com/office/word/2010/wordprocessingGroup" xmlns:wpi="http://schemas.microsoft.com/office/word/2010/wordprocessingInk" xmlns:wne="http://schemas.microsoft.com/office/word/2006/wordml" xmlns:wps="http://schemas.microsoft.com/office/word/2010/wordprocessingShape" mc:Ignorable="w14 w15 w16se w16cid w16 w16cex w16sdtdh wp14">
+<w:hdr xmlns:wpc="http://schemas.microsoft.com/office/word/2010/wordprocessingCanvas" xmlns:cx="http://schemas.microsoft.com/office/drawing/2014/chartex" xmlns:cx1="http://schemas.microsoft.com/office/drawing/2015/9/8/chartex" xmlns:cx2="http://schemas.microsoft.com/office/drawing/2015/10/21/chartex" xmlns:cx3="http://schemas.microsoft.com/office/drawing/2016/5/9/chartex" xmlns:cx4="http://schemas.microsoft.com/office/drawing/2016/5/10/chartex" xmlns:cx5="http://schemas.microsoft.com/office/drawing/2016/5/11/chartex" xmlns:cx6="http://schemas.microsoft.com/office/drawing/2016/5/12/chartex" xmlns:cx7="http://schemas.microsoft.com/office/drawing/2016/5/13/chartex" xmlns:cx8="http://schemas.microsoft.com/office/drawing/2016/5/14/chartex" xmlns:mc="http://schemas.openxmlformats.org/markup-compatibility/2006" xmlns:aink="http://schemas.microsoft.com/office/drawing/2016/ink" xmlns:am3d="http://schemas.microsoft.com/office/drawing/2017/model3d" xmlns:o="urn:schemas-microsoft-com:office:office" xmlns:oel="http://schemas.microsoft.com/office/2019/extlst" xmlns:r="http://schemas.openxmlformats.org/officeDocument/2006/relationships" xmlns:m="http://schemas.openxmlformats.org/officeDocument/2006/math" xmlns:v="urn:schemas-microsoft-com:vml" xmlns:wp14="http://schemas.microsoft.com/office/word/2010/wordprocessingDrawing" xmlns:wp="http://schemas.openxmlformats.org/drawingml/2006/wordprocessingDrawing" xmlns:w10="urn:schemas-microsoft-com:office:word" xmlns:w="http://schemas.openxmlformats.org/wordprocessingml/2006/main" xmlns:w14="http://schemas.microsoft.com/office/word/2010/wordml" xmlns:w15="http://schemas.microsoft.com/office/word/2012/wordml" xmlns:w16cex="http://schemas.microsoft.com/office/word/2018/wordml/cex" xmlns:w16cid="http://schemas.microsoft.com/office/word/2016/wordml/cid" xmlns:w16="http://schemas.microsoft.com/office/word/2018/wordml" xmlns:w16du="http://schemas.microsoft.com/office/word/2023/wordml/word16du" xmlns:w16sdtdh="http://schemas.microsoft.com/office/word/2020/wordml/sdtdatahash" xmlns:w16sdtfl="http://schemas.microsoft.com/office/word/2024/wordml/sdtformatlock" xmlns:w16se="http://schemas.microsoft.com/office/word/2015/wordml/symex" xmlns:wpg="http://schemas.microsoft.com/office/word/2010/wordprocessingGroup" xmlns:wpi="http://schemas.microsoft.com/office/word/2010/wordprocessingInk" xmlns:wne="http://schemas.microsoft.com/office/word/2006/wordml" xmlns:wps="http://schemas.microsoft.com/office/word/2010/wordprocessingShape" mc:Ignorable="w14 w15 w16se w16cid w16 w16cex w16sdtdh w16sdtfl w16du wp14">
   <w:p>
     <w:pPr>
       <w:pBdr>
@@ -10085,7 +11066,7 @@
 </file>
 
 <file path=word/numbering.xml><?xml version="1.0" encoding="utf-8"?>
-<w:numbering xmlns:wpc="http://schemas.microsoft.com/office/word/2010/wordprocessingCanvas" xmlns:cx="http://schemas.microsoft.com/office/drawing/2014/chartex" xmlns:cx1="http://schemas.microsoft.com/office/drawing/2015/9/8/chartex" xmlns:cx2="http://schemas.microsoft.com/office/drawing/2015/10/21/chartex" xmlns:cx3="http://schemas.microsoft.com/office/drawing/2016/5/9/chartex" xmlns:cx4="http://schemas.microsoft.com/office/drawing/2016/5/10/chartex" xmlns:cx5="http://schemas.microsoft.com/office/drawing/2016/5/11/chartex" xmlns:cx6="http://schemas.microsoft.com/office/drawing/2016/5/12/chartex" xmlns:cx7="http://schemas.microsoft.com/office/drawing/2016/5/13/chartex" xmlns:cx8="http://schemas.microsoft.com/office/drawing/2016/5/14/chartex" xmlns:mc="http://schemas.openxmlformats.org/markup-compatibility/2006" xmlns:aink="http://schemas.microsoft.com/office/drawing/2016/ink" xmlns:am3d="http://schemas.microsoft.com/office/drawing/2017/model3d" xmlns:o="urn:schemas-microsoft-com:office:office" xmlns:r="http://schemas.openxmlformats.org/officeDocument/2006/relationships" xmlns:m="http://schemas.openxmlformats.org/officeDocument/2006/math" xmlns:v="urn:schemas-microsoft-com:vml" xmlns:wp14="http://schemas.microsoft.com/office/word/2010/wordprocessingDrawing" xmlns:wp="http://schemas.openxmlformats.org/drawingml/2006/wordprocessingDrawing" xmlns:w10="urn:schemas-microsoft-com:office:word" xmlns:w="http://schemas.openxmlformats.org/wordprocessingml/2006/main" xmlns:w14="http://schemas.microsoft.com/office/word/2010/wordml" xmlns:w15="http://schemas.microsoft.com/office/word/2012/wordml" xmlns:w16cex="http://schemas.microsoft.com/office/word/2018/wordml/cex" xmlns:w16cid="http://schemas.microsoft.com/office/word/2016/wordml/cid" xmlns:w16="http://schemas.microsoft.com/office/word/2018/wordml" xmlns:w16sdtdh="http://schemas.microsoft.com/office/word/2020/wordml/sdtdatahash" xmlns:w16se="http://schemas.microsoft.com/office/word/2015/wordml/symex" xmlns:wpg="http://schemas.microsoft.com/office/word/2010/wordprocessingGroup" xmlns:wpi="http://schemas.microsoft.com/office/word/2010/wordprocessingInk" xmlns:wne="http://schemas.microsoft.com/office/word/2006/wordml" xmlns:wps="http://schemas.microsoft.com/office/word/2010/wordprocessingShape" mc:Ignorable="w14 w15 w16se w16cid w16 w16cex w16sdtdh wp14">
+<w:numbering xmlns:wpc="http://schemas.microsoft.com/office/word/2010/wordprocessingCanvas" xmlns:cx="http://schemas.microsoft.com/office/drawing/2014/chartex" xmlns:cx1="http://schemas.microsoft.com/office/drawing/2015/9/8/chartex" xmlns:cx2="http://schemas.microsoft.com/office/drawing/2015/10/21/chartex" xmlns:cx3="http://schemas.microsoft.com/office/drawing/2016/5/9/chartex" xmlns:cx4="http://schemas.microsoft.com/office/drawing/2016/5/10/chartex" xmlns:cx5="http://schemas.microsoft.com/office/drawing/2016/5/11/chartex" xmlns:cx6="http://schemas.microsoft.com/office/drawing/2016/5/12/chartex" xmlns:cx7="http://schemas.microsoft.com/office/drawing/2016/5/13/chartex" xmlns:cx8="http://schemas.microsoft.com/office/drawing/2016/5/14/chartex" xmlns:mc="http://schemas.openxmlformats.org/markup-compatibility/2006" xmlns:aink="http://schemas.microsoft.com/office/drawing/2016/ink" xmlns:am3d="http://schemas.microsoft.com/office/drawing/2017/model3d" xmlns:o="urn:schemas-microsoft-com:office:office" xmlns:oel="http://schemas.microsoft.com/office/2019/extlst" xmlns:r="http://schemas.openxmlformats.org/officeDocument/2006/relationships" xmlns:m="http://schemas.openxmlformats.org/officeDocument/2006/math" xmlns:v="urn:schemas-microsoft-com:vml" xmlns:wp14="http://schemas.microsoft.com/office/word/2010/wordprocessingDrawing" xmlns:wp="http://schemas.openxmlformats.org/drawingml/2006/wordprocessingDrawing" xmlns:w10="urn:schemas-microsoft-com:office:word" xmlns:w="http://schemas.openxmlformats.org/wordprocessingml/2006/main" xmlns:w14="http://schemas.microsoft.com/office/word/2010/wordml" xmlns:w15="http://schemas.microsoft.com/office/word/2012/wordml" xmlns:w16cex="http://schemas.microsoft.com/office/word/2018/wordml/cex" xmlns:w16cid="http://schemas.microsoft.com/office/word/2016/wordml/cid" xmlns:w16="http://schemas.microsoft.com/office/word/2018/wordml" xmlns:w16du="http://schemas.microsoft.com/office/word/2023/wordml/word16du" xmlns:w16sdtdh="http://schemas.microsoft.com/office/word/2020/wordml/sdtdatahash" xmlns:w16sdtfl="http://schemas.microsoft.com/office/word/2024/wordml/sdtformatlock" xmlns:w16se="http://schemas.microsoft.com/office/word/2015/wordml/symex" xmlns:wpg="http://schemas.microsoft.com/office/word/2010/wordprocessingGroup" xmlns:wpi="http://schemas.microsoft.com/office/word/2010/wordprocessingInk" xmlns:wne="http://schemas.microsoft.com/office/word/2006/wordml" xmlns:wps="http://schemas.microsoft.com/office/word/2010/wordprocessingShape" mc:Ignorable="w14 w15 w16se w16cid w16 w16cex w16sdtdh w16sdtfl w16du wp14">
   <w:abstractNum w:abstractNumId="0" w15:restartNumberingAfterBreak="0">
     <w:nsid w:val="0D232C81"/>
     <w:multiLevelType w:val="hybridMultilevel"/>
@@ -10230,13 +11211,13 @@
       <w:lvlJc w:val="left"/>
     </w:lvl>
   </w:abstractNum>
-  <w:num w:numId="1">
+  <w:num w:numId="1" w16cid:durableId="1867132608">
     <w:abstractNumId w:val="0"/>
     <w:lvlOverride w:ilvl="0">
       <w:startOverride w:val="1"/>
     </w:lvlOverride>
   </w:num>
-  <w:num w:numId="2">
+  <w:num w:numId="2" w16cid:durableId="1518469888">
     <w:abstractNumId w:val="1"/>
     <w:lvlOverride w:ilvl="0">
       <w:startOverride w:val="1"/>
@@ -10246,7 +11227,7 @@
 </file>
 
 <file path=word/styles.xml><?xml version="1.0" encoding="utf-8"?>
-<w:styles xmlns:mc="http://schemas.openxmlformats.org/markup-compatibility/2006" xmlns:r="http://schemas.openxmlformats.org/officeDocument/2006/relationships" xmlns:w="http://schemas.openxmlformats.org/wordprocessingml/2006/main" xmlns:w14="http://schemas.microsoft.com/office/word/2010/wordml" xmlns:w15="http://schemas.microsoft.com/office/word/2012/wordml" xmlns:w16cex="http://schemas.microsoft.com/office/word/2018/wordml/cex" xmlns:w16cid="http://schemas.microsoft.com/office/word/2016/wordml/cid" xmlns:w16="http://schemas.microsoft.com/office/word/2018/wordml" xmlns:w16sdtdh="http://schemas.microsoft.com/office/word/2020/wordml/sdtdatahash" xmlns:w16se="http://schemas.microsoft.com/office/word/2015/wordml/symex" mc:Ignorable="w14 w15 w16se w16cid w16 w16cex w16sdtdh">
+<w:styles xmlns:mc="http://schemas.openxmlformats.org/markup-compatibility/2006" xmlns:r="http://schemas.openxmlformats.org/officeDocument/2006/relationships" xmlns:w="http://schemas.openxmlformats.org/wordprocessingml/2006/main" xmlns:w14="http://schemas.microsoft.com/office/word/2010/wordml" xmlns:w15="http://schemas.microsoft.com/office/word/2012/wordml" xmlns:w16cex="http://schemas.microsoft.com/office/word/2018/wordml/cex" xmlns:w16cid="http://schemas.microsoft.com/office/word/2016/wordml/cid" xmlns:w16="http://schemas.microsoft.com/office/word/2018/wordml" xmlns:w16du="http://schemas.microsoft.com/office/word/2023/wordml/word16du" xmlns:w16sdtdh="http://schemas.microsoft.com/office/word/2020/wordml/sdtdatahash" xmlns:w16sdtfl="http://schemas.microsoft.com/office/word/2024/wordml/sdtformatlock" xmlns:w16se="http://schemas.microsoft.com/office/word/2015/wordml/symex" mc:Ignorable="w14 w15 w16se w16cid w16 w16cex w16sdtdh w16sdtfl w16du">
   <w:docDefaults>
     <w:rPrDefault>
       <w:rPr>
